--- a/klagomål/A 16074-2026 FSC-klagomål.docx
+++ b/klagomål/A 16074-2026 FSC-klagomål.docx
@@ -929,7 +929,7 @@
     <w:r>
       <w:tab/>
       <w:tab/>
-      <w:t>2026-03-28</w:t>
+      <w:t>2026-03-29</w:t>
       <w:br/>
       <w:br/>
     </w:r>

--- a/klagomål/A 16074-2026 FSC-klagomål.docx
+++ b/klagomål/A 16074-2026 FSC-klagomål.docx
@@ -929,7 +929,7 @@
     <w:r>
       <w:tab/>
       <w:tab/>
-      <w:t>2026-03-29</w:t>
+      <w:t>2026-03-30</w:t>
       <w:br/>
       <w:br/>
     </w:r>

--- a/klagomål/A 16074-2026 FSC-klagomål.docx
+++ b/klagomål/A 16074-2026 FSC-klagomål.docx
@@ -929,7 +929,7 @@
     <w:r>
       <w:tab/>
       <w:tab/>
-      <w:t>2026-03-30</w:t>
+      <w:t>2026-03-31</w:t>
       <w:br/>
       <w:br/>
     </w:r>

--- a/klagomål/A 16074-2026 FSC-klagomål.docx
+++ b/klagomål/A 16074-2026 FSC-klagomål.docx
@@ -929,7 +929,7 @@
     <w:r>
       <w:tab/>
       <w:tab/>
-      <w:t>2026-03-31</w:t>
+      <w:t>2026-04-01</w:t>
       <w:br/>
       <w:br/>
     </w:r>

--- a/klagomål/A 16074-2026 FSC-klagomål.docx
+++ b/klagomål/A 16074-2026 FSC-klagomål.docx
@@ -929,7 +929,7 @@
     <w:r>
       <w:tab/>
       <w:tab/>
-      <w:t>2026-04-01</w:t>
+      <w:t>2026-04-02</w:t>
       <w:br/>
       <w:br/>
     </w:r>

--- a/klagomål/A 16074-2026 FSC-klagomål.docx
+++ b/klagomål/A 16074-2026 FSC-klagomål.docx
@@ -929,7 +929,7 @@
     <w:r>
       <w:tab/>
       <w:tab/>
-      <w:t>2026-04-02</w:t>
+      <w:t>2026-04-03</w:t>
       <w:br/>
       <w:br/>
     </w:r>

--- a/klagomål/A 16074-2026 FSC-klagomål.docx
+++ b/klagomål/A 16074-2026 FSC-klagomål.docx
@@ -163,7 +163,7 @@
         <w:pStyle w:val="Title"/>
       </w:pPr>
       <w:r>
-        <w:t>Inledande FSC- /PEFC-klagomål – information om höga naturvärden i avverkningsanmälan A 16074-2026 i Torsby kommun</w:t>
+        <w:t>Inledande FSC- /PEFC-klagomål – information om höga naturvärden och fridlysta arter i avverkningsanmälan A 16074-2026 i Torsby kommun</w:t>
       </w:r>
     </w:p>
     <w:p>
@@ -173,7 +173,7 @@
     </w:p>
     <w:p>
       <w:r>
-        <w:t>Nedan presenteras fynd av naturvårdsarter som gjorts i det avverkningsanmälda området, samt relevanta utdrag ur standarderna för FSC, Chain of Custody, Controlled Wood och PEFC. I BILAGA 1 finns artfakta om rödlistade arter.</w:t>
+        <w:t>Nedan presenteras fynd av naturvårdsarter och fridlysta arter som gjorts i det avverkningsanmälda området, samt relevanta utdrag ur standarderna för FSC, Chain of Custody, Controlled Wood och PEFC. I BILAGA 1 finns artfakta om rödlistade arter.</w:t>
       </w:r>
     </w:p>
     <w:p>
@@ -191,7 +191,7 @@
     </w:p>
     <w:p>
       <w:r>
-        <w:t>I avverkningsanmälan har följande 4 naturvårdsarter hittats: lunglav (NT), bårdlav (S), kattfotslav (S) och stuplav (S). Av dessa är 1 rödlistade. För rödlistade arter har rödlistekategorin angivits inom parentes. Arter som är signalarter enligt Skogsstyrelsen har markerats med (S).</w:t>
+        <w:t>I avverkningsanmälan har följande 16 naturvårdsarter hittats: brunpudrad nållav (NT), dvärgbägarlav (NT), garnlav (NT), kolflarnlav (NT), lunglav (NT), mörk kolflarnlav (NT), ullticka (NT), vedskivlav (NT), vedtrappmossa (NT), bårdlav (S), kattfotslav (S), korallblylav (S), skogshakmossa (S), stuplav (S), vedticka (S) och revlummer (§9). Av dessa är 9 rödlistade. För rödlistade arter har rödlistekategorin angivits inom parentes. Arter som är signalarter enligt Skogsstyrelsen har markerats med (S). För fridlysta arter anges även paragrafen i Artskyddsförordningen som arten är fridlyst enligt.</w:t>
       </w:r>
     </w:p>
     <w:p>
@@ -206,7 +206,7 @@
       <w:r>
         <w:drawing>
           <wp:inline xmlns:a="http://schemas.openxmlformats.org/drawingml/2006/main" xmlns:pic="http://schemas.openxmlformats.org/drawingml/2006/picture">
-            <wp:extent cx="5486400" cy="4999136"/>
+            <wp:extent cx="5486400" cy="4926218"/>
             <wp:docPr id="1" name="Picture 1"/>
             <wp:cNvGraphicFramePr>
               <a:graphicFrameLocks noChangeAspect="1"/>
@@ -227,7 +227,7 @@
                   <pic:spPr>
                     <a:xfrm>
                       <a:off x="0" y="0"/>
-                      <a:ext cx="5486400" cy="4999136"/>
+                      <a:ext cx="5486400" cy="4926218"/>
                     </a:xfrm>
                     <a:prstGeom prst="rect"/>
                   </pic:spPr>
@@ -251,6 +251,26 @@
         <w:rPr>
           <w:b/>
         </w:rPr>
+        <w:t>Brunpudrad nållav (NT)</w:t>
+      </w:r>
+      <w:r>
+        <w:t xml:space="preserve"> är beroende av hög, jämn luftfuktighet och kan påträffas i fuktiga skogar av naturskogskaraktär, ofta i sumpgranskog eller andra sumpskogar. Arten är placerad högst upp i Skogsstyrelsens värdepyramid för bedömning av skog med höga naturvärden och förekomster bör undantas från skogsbruksåtgärder. Brunpudrad nållav är typisk art för </w:t>
+      </w:r>
+      <w:r>
+        <w:rPr>
+          <w:i/>
+        </w:rPr>
+        <w:t>9010 Taiga</w:t>
+      </w:r>
+      <w:r>
+        <w:t xml:space="preserve"> (SLU Artdatabanken, 2024; Nitare &amp; Skogsstyrelsen, 2019).</w:t>
+      </w:r>
+    </w:p>
+    <w:p>
+      <w:r>
+        <w:rPr>
+          <w:b/>
+        </w:rPr>
         <w:t>Bårdlav</w:t>
       </w:r>
       <w:r>
@@ -280,6 +300,55 @@
         <w:rPr>
           <w:b/>
         </w:rPr>
+        <w:t>Dvärgbägarlav (NT)</w:t>
+      </w:r>
+      <w:r>
+        <w:t xml:space="preserve"> förekommer över hela Sverige på gammal hård ved, huvudsakligen på tall men i södra Sverige även på ek. Veden utgörs framförallt av grova stubbar, lågor och grenar. Substratet har blivit sällsyntare och nybildning av substrat sker bara i begränsad omfattning. Arten hotas av att grova lågor blir allt sällsyntare i dagens kulturskogar samt att nybildningen av lämpliga substrat går mycket långsamt. En riklig tillgång på gamla tall- eller eklågor måste säkerställas på artens lokaler. Dvärgbägarlav är typisk art för </w:t>
+      </w:r>
+      <w:r>
+        <w:rPr>
+          <w:i/>
+        </w:rPr>
+        <w:t>9010 Taiga</w:t>
+      </w:r>
+      <w:r>
+        <w:t xml:space="preserve"> (SLU Artdatabanken, 2024; Nitare &amp; Skogsstyrelsen, 2019).</w:t>
+      </w:r>
+    </w:p>
+    <w:p>
+      <w:r>
+        <w:rPr>
+          <w:b/>
+        </w:rPr>
+        <w:t>Garnlav (NT)</w:t>
+      </w:r>
+      <w:r>
+        <w:t xml:space="preserve"> är en utpräglad barrskogsart som ibland kan drapera träden i norrländska grannaturskogar med hög luftfuktighet. Den förekommer även i talldominerade bestånd där den, förutom i trädens grenverk, påträffas hängande över ojämnheter i tallbarken. Arten har minskat starkt i södra och mellersta Sverige och den minskar även i sitt nordliga utbredningsområde. Orsaken till tillbakagången beror främst på slutavverkningar av naturskogsartade skogar. Bestånd med riklig förekomst bör regelmässigt sparas. Garnlav är värdväxt för den mycket sällsynta och akut hotade fjärilen barrskogslavfly (CR) som hör hemma i boreala barrskogar med riklig förekomst av värdväxten. Tidigare kunde arten konstateras årligen på flera platser vid Dala-Floda i Dalarna innan lokalerna kalavverkades. Senaste fyndet i landet av barrskogslavfly är från år 2000 då den påträffades vid Högberget i Sollefteå kommun. Garnlav är typisk art för </w:t>
+      </w:r>
+      <w:r>
+        <w:rPr>
+          <w:i/>
+        </w:rPr>
+        <w:t xml:space="preserve">9010 Taiga </w:t>
+      </w:r>
+      <w:r>
+        <w:t>och</w:t>
+      </w:r>
+      <w:r>
+        <w:rPr>
+          <w:i/>
+        </w:rPr>
+        <w:t xml:space="preserve"> 9070 Trädklädd betesmark</w:t>
+      </w:r>
+      <w:r>
+        <w:t xml:space="preserve"> (SLU Artdatabanken, 2024).</w:t>
+      </w:r>
+    </w:p>
+    <w:p>
+      <w:r>
+        <w:rPr>
+          <w:b/>
+        </w:rPr>
         <w:t xml:space="preserve">Kattfotslav </w:t>
       </w:r>
       <w:r>
@@ -309,6 +378,55 @@
         <w:rPr>
           <w:b/>
         </w:rPr>
+        <w:t>Kolflarnlav (NT)</w:t>
+      </w:r>
+      <w:r>
+        <w:t xml:space="preserve"> är brandberoende och växer nästan uteslutande på kolad hård kärnved av tall. Etableringen verkar ske först 100–300 år efter brand och nytt substrat nybildas i mycket begränsad omfattning. Avverkning av tallskog av naturskogskaraktär med spår av återkommande bränder är ett hot och mängden lämplig ved att växa på för arten minskar dels på grund av naturlig nedbrytning men framförallt på grund av att det förstörs i samband med slutavverkningar, gallringar och markberedning. Såväl kolflarnlav som mörk kolflarnlav har glänsande bålfjäll och förekommer främst i tall- och blandbarrskogar av naturskogskaraktär med spår av återkommande bränder. Skogar som dessa hyser höga biologiska värden och bör skyddas. Kolflarnlav är typisk art för </w:t>
+      </w:r>
+      <w:r>
+        <w:rPr>
+          <w:i/>
+        </w:rPr>
+        <w:t>9010 Taiga</w:t>
+      </w:r>
+      <w:r>
+        <w:t xml:space="preserve"> (SLU Artdatabanken, 2024).</w:t>
+      </w:r>
+    </w:p>
+    <w:p>
+      <w:r>
+        <w:rPr>
+          <w:b/>
+        </w:rPr>
+        <w:t>Korallblylav</w:t>
+      </w:r>
+      <w:r>
+        <w:t xml:space="preserve"> växer på bark av asp, ask, rönn, sälg, bok och lönn och signalerar överallt skogsbestånd med höga naturvärden och den följs nästan alltid av andra ovanliga och rödlistade arter. Den indikerar hög och jämn luftfuktighet och växer främst i områden med lång skoglig kontinuitet där det funnits ett ständigt inslag av gamla lövträd. Korallblylav är typisk art för </w:t>
+      </w:r>
+      <w:r>
+        <w:rPr>
+          <w:i/>
+        </w:rPr>
+        <w:t xml:space="preserve">9020 Nordlig ädellövskog, 9070 Trädklädd betesmark, 9160 Näringsrik ekskog, 9180 Ädellövskog i branter </w:t>
+      </w:r>
+      <w:r>
+        <w:t>och</w:t>
+      </w:r>
+      <w:r>
+        <w:rPr>
+          <w:i/>
+        </w:rPr>
+        <w:t xml:space="preserve"> 9190 Näringsfattig ekskog</w:t>
+      </w:r>
+      <w:r>
+        <w:t xml:space="preserve"> (SLU Artdatabanken, 2024; Nitare &amp; Skogsstyrelsen, 2019).</w:t>
+      </w:r>
+    </w:p>
+    <w:p>
+      <w:r>
+        <w:rPr>
+          <w:b/>
+        </w:rPr>
         <w:t>Lunglav (NT)</w:t>
       </w:r>
       <w:r>
@@ -356,6 +474,46 @@
         <w:rPr>
           <w:b/>
         </w:rPr>
+        <w:t>Mörk kolflarnlav (NT)</w:t>
+      </w:r>
+      <w:r>
+        <w:t xml:space="preserve"> är brandberoende och växer nästan uteslutande på kolad hård kärnved av tall. Arten förekommer främst i glesa, öppna tall- och blandbarrskogar av naturskogskaraktär och etableringen verkar ske sent efter brand, kanske först efter 100–300 år. Mörk kolflarnlav indikerar skog med höga naturvärden och vanligast är att den påträffas på rester av nedbrunna torrakor och högstubbar och lågstubbar som är så grova att hela innandömet är urbränt. Tall- och blandbarrskogar av naturskogskaraktär med spår av återkommande bränder hyser höga biologiska värden och bör skyddas (SLU Artdatabanken, 2024).</w:t>
+      </w:r>
+    </w:p>
+    <w:p>
+      <w:r>
+        <w:rPr>
+          <w:b/>
+        </w:rPr>
+        <w:t>Skogshakmossa</w:t>
+      </w:r>
+      <w:r>
+        <w:t xml:space="preserve"> indikerar lokaler som ofta har en artrik mossflora som kräver jämn och hög markfuktighet, till exempel olika sumpskogar med höga naturvärden. Högst signalvärde har arten i södra och mellersta Sverige. Skogshakmossa är typisk art för </w:t>
+      </w:r>
+      <w:r>
+        <w:rPr>
+          <w:i/>
+        </w:rPr>
+        <w:t xml:space="preserve">9010 Taiga, 9050 Näringsrik granskog, 9080 Lövsumpskog </w:t>
+      </w:r>
+      <w:r>
+        <w:t xml:space="preserve">och </w:t>
+      </w:r>
+      <w:r>
+        <w:rPr>
+          <w:i/>
+        </w:rPr>
+        <w:t xml:space="preserve">9750 Svämlövskog </w:t>
+      </w:r>
+      <w:r>
+        <w:t>(Nitare &amp; Skogsstyrelsen, 2019; SLU Artdatabanken, 2025).</w:t>
+      </w:r>
+    </w:p>
+    <w:p>
+      <w:r>
+        <w:rPr>
+          <w:b/>
+        </w:rPr>
         <w:t>Stuplav</w:t>
       </w:r>
       <w:r>
@@ -378,6 +536,113 @@
       </w:r>
       <w:r>
         <w:t xml:space="preserve"> (EN), som växer på stuplav (SLU Artdatabanken, 2024; Nitare &amp; Skogsstyrelsen, 2019).</w:t>
+      </w:r>
+    </w:p>
+    <w:p>
+      <w:r>
+        <w:rPr>
+          <w:b/>
+        </w:rPr>
+        <w:t>Ullticka (NT)</w:t>
+      </w:r>
+      <w:r>
+        <w:t xml:space="preserve"> är knuten till restbestånd av barrnaturskog och förekommer med ett tydligt optimum i orörda eller måttligt påverkade gamla granskogar där det föreligger viss kontinuitet av grov död ved. Ullticka är en bra signalart inom hela sitt utbredningsområde och i södra Sverige är den sällsynt och en god signalart för skyddsvärda granskogsmiljöer. Den hotas av avverkning och fragmentering av naturskog och äldre granskog med lång trädkontinuitet. Ullticka är typisk art för </w:t>
+      </w:r>
+      <w:r>
+        <w:rPr>
+          <w:i/>
+        </w:rPr>
+        <w:t xml:space="preserve">9010 Taiga, 9050 Näringsrik granskog </w:t>
+      </w:r>
+      <w:r>
+        <w:t xml:space="preserve">och </w:t>
+      </w:r>
+      <w:r>
+        <w:rPr>
+          <w:i/>
+        </w:rPr>
+        <w:t>9030 Landhöjningsskog</w:t>
+      </w:r>
+      <w:r>
+        <w:t xml:space="preserve">. På ullticka kan ibland ulltickeporing (VU) påträffas - det är en sällsynt ticka som nyligen delats upp i tre olika arter: </w:t>
+      </w:r>
+      <w:r>
+        <w:rPr>
+          <w:i/>
+        </w:rPr>
+        <w:t xml:space="preserve">Skeletocutis brevispora </w:t>
+      </w:r>
+      <w:r>
+        <w:t>(ulltickeporing)</w:t>
+      </w:r>
+      <w:r>
+        <w:rPr>
+          <w:i/>
+        </w:rPr>
+        <w:t>, Skeletocutis delicata och Skeletocutis exilis</w:t>
+      </w:r>
+      <w:r>
+        <w:t>. De två sistnämnda arterna står för närvarande (2020) som ej bedömda i rödlistan (SLU Artdatabanken, 2024; Nitare &amp; Skogsstyrelsen, 2019; Miettinen &amp; Niemelä, 2018).</w:t>
+      </w:r>
+    </w:p>
+    <w:p>
+      <w:r>
+        <w:rPr>
+          <w:b/>
+        </w:rPr>
+        <w:t>Vedskivlav (NT)</w:t>
+      </w:r>
+      <w:r>
+        <w:t xml:space="preserve"> växer på gammal, torr, exponerad, hård kärnved av framförallt tall i naturskogsartade bestånd. Avverkning av tallskog av naturskogskaraktär med spår av återkommande bränder är ett hot. Mängden lämplig ved att växa på för vedskivlav minskar, dels på grund av naturlig nedbrytning men framförallt på grund av att de förstörs i samband med slutavverkningar, gallringar och markberedning. Tall- och blandbarrskogar av naturskogskaraktär med spår av återkommande bränder bör skyddas. Vedskivlav är typisk art för </w:t>
+      </w:r>
+      <w:r>
+        <w:rPr>
+          <w:i/>
+        </w:rPr>
+        <w:t>9010 Taiga</w:t>
+      </w:r>
+      <w:r>
+        <w:t xml:space="preserve"> (SLU Artdatabanken, 2024).</w:t>
+      </w:r>
+    </w:p>
+    <w:p>
+      <w:r>
+        <w:rPr>
+          <w:b/>
+        </w:rPr>
+        <w:t xml:space="preserve">Vedticka </w:t>
+      </w:r>
+      <w:r>
+        <w:t xml:space="preserve">är en bra signalart söder om den naturliga norrlandsgränsen. Den är huvudsakligen knuten till äldre barrskogar där det föreligger långvarig kontinuitet av död barrved. Vedticka är typisk art för </w:t>
+      </w:r>
+      <w:r>
+        <w:rPr>
+          <w:i/>
+        </w:rPr>
+        <w:t xml:space="preserve">9010 Taiga </w:t>
+      </w:r>
+      <w:r>
+        <w:t>(Nitare &amp; Skogsstyrelsen, 2019; SLU Artdatabanken, 2025).</w:t>
+      </w:r>
+    </w:p>
+    <w:p>
+      <w:r>
+        <w:rPr>
+          <w:b/>
+        </w:rPr>
+        <w:t xml:space="preserve">Vedtrappmossa (NT) </w:t>
+      </w:r>
+      <w:r>
+        <w:t xml:space="preserve">växer på död ved, främst i gammal granskog. Den förekommer knappast alls i fjällnära barrskogar utan finns i skogslandskapet nedom fjällen och framför allt i landets södra delar är den en mycket bra signalart för barrnaturskog med höga naturvärden. Skogsavverkning och brist på grov död ved i skogen är de allvarligaste hoten och den överlever inte kalhyggesbruk. Lokaler med sluten granskog, tillräckligt stora för att säkerställa ett kontinuerligt tillskott på grova lågor, bör undantas från storskaligt skogsbruk. Vedtrappmossa är typisk art för </w:t>
+      </w:r>
+      <w:r>
+        <w:rPr>
+          <w:i/>
+        </w:rPr>
+        <w:t>9010 Taiga</w:t>
+      </w:r>
+      <w:r>
+        <w:t xml:space="preserve"> (SLU Artdatabanken, 2024).</w:t>
       </w:r>
     </w:p>
     <w:p>
@@ -385,6 +650,19 @@
         <w:pStyle w:val="Heading1"/>
       </w:pPr>
       <w:r>
+        <w:t>Fridlysta arter</w:t>
+      </w:r>
+    </w:p>
+    <w:p>
+      <w:r>
+        <w:t>Följande fridlysta arter har sina livsmiljöer och växtplatser i den avverkningsanmälda skogen: revlummer (§9).</w:t>
+      </w:r>
+    </w:p>
+    <w:p>
+      <w:pPr>
+        <w:pStyle w:val="Heading1"/>
+      </w:pPr>
+      <w:r>
         <w:t>Certifiering</w:t>
       </w:r>
     </w:p>
@@ -470,7 +748,7 @@
         <w:rPr>
           <w:i/>
         </w:rPr>
-        <w:t>I det avverkningsanmälda skogsområdet har 4 naturvårdsarter varav 1 rödlistade arter sina livsmiljöer och växtplatser.</w:t>
+        <w:t>I det avverkningsanmälda skogsområdet har 16 naturvårdsarter varav 9 rödlistade arter sina livsmiljöer och växtplatser.</w:t>
       </w:r>
     </w:p>
     <w:p>
@@ -929,7 +1207,7 @@
     <w:r>
       <w:tab/>
       <w:tab/>
-      <w:t>2026-04-03</w:t>
+      <w:t>2026-04-04</w:t>
       <w:br/>
       <w:br/>
     </w:r>

--- a/klagomål/A 16074-2026 FSC-klagomål.docx
+++ b/klagomål/A 16074-2026 FSC-klagomål.docx
@@ -1207,7 +1207,7 @@
     <w:r>
       <w:tab/>
       <w:tab/>
-      <w:t>2026-04-04</w:t>
+      <w:t>2026-04-05</w:t>
       <w:br/>
       <w:br/>
     </w:r>

--- a/klagomål/A 16074-2026 FSC-klagomål.docx
+++ b/klagomål/A 16074-2026 FSC-klagomål.docx
@@ -1207,7 +1207,7 @@
     <w:r>
       <w:tab/>
       <w:tab/>
-      <w:t>2026-04-05</w:t>
+      <w:t>2026-04-06</w:t>
       <w:br/>
       <w:br/>
     </w:r>

--- a/klagomål/A 16074-2026 FSC-klagomål.docx
+++ b/klagomål/A 16074-2026 FSC-klagomål.docx
@@ -320,10 +320,10 @@
         <w:rPr>
           <w:b/>
         </w:rPr>
-        <w:t>Garnlav (NT)</w:t>
-      </w:r>
-      <w:r>
-        <w:t xml:space="preserve"> är en utpräglad barrskogsart som ibland kan drapera träden i norrländska grannaturskogar med hög luftfuktighet. Den förekommer även i talldominerade bestånd där den, förutom i trädens grenverk, påträffas hängande över ojämnheter i tallbarken. Arten har minskat starkt i södra och mellersta Sverige och den minskar även i sitt nordliga utbredningsområde. Orsaken till tillbakagången beror främst på slutavverkningar av naturskogsartade skogar. Bestånd med riklig förekomst bör regelmässigt sparas. Garnlav är värdväxt för den mycket sällsynta och akut hotade fjärilen barrskogslavfly (CR) som hör hemma i boreala barrskogar med riklig förekomst av värdväxten. Tidigare kunde arten konstateras årligen på flera platser vid Dala-Floda i Dalarna innan lokalerna kalavverkades. Senaste fyndet i landet av barrskogslavfly är från år 2000 då den påträffades vid Högberget i Sollefteå kommun. Garnlav är typisk art för </w:t>
+        <w:t>Garnlav (VU)</w:t>
+      </w:r>
+      <w:r>
+        <w:t xml:space="preserve"> är en utpräglad barrskogsart som ibland kan drapera träden i norrländska grannaturskogar med hög luftfuktighet. Den förekommer även i talldominerade bestånd där den, förutom i trädens grenverk, påträffas hängande över ojämnheter i tallbarken. Arten har minskat starkt i södra och mellersta Sverige och den minskar även i sitt nordliga utbredningsområde. Minskningstakten uppgår till 30 (20–50) % inom 50 år och överstiger gränsvärdet för Sårbar (VU). Orsaken till tillbakagången beror främst på slutavverkningar av naturskogsartade skogar. Bestånd med riklig förekomst bör regelmässigt sparas, vilket även gynnar flera andra sällsynta och rödlistade arter. Garnlav är värdväxt för den mycket sällsynta och akut hotade fjärilen barrskogslavfly (CR) som hör hemma i boreala barrskogar med riklig förekomst av värdväxten. Tidigare kunde arten konstateras årligen på flera platser vid Dala-Floda i Dalarna innan lokalerna kalavverkades. Senaste fyndet i landet av barrskogslavfly är från år 2000 då den påträffades vid Högberget i Sollefteå kommun. Garnlav är typisk art för </w:t>
       </w:r>
       <w:r>
         <w:rPr>
@@ -341,7 +341,7 @@
         <w:t xml:space="preserve"> 9070 Trädklädd betesmark</w:t>
       </w:r>
       <w:r>
-        <w:t xml:space="preserve"> (SLU Artdatabanken, 2024).</w:t>
+        <w:t xml:space="preserve"> (SLU Artdatabanken, 2026).</w:t>
       </w:r>
     </w:p>
     <w:p>
@@ -349,7 +349,7 @@
         <w:rPr>
           <w:b/>
         </w:rPr>
-        <w:t xml:space="preserve">Kattfotslav </w:t>
+        <w:t xml:space="preserve">Kattfotslav (NT) </w:t>
       </w:r>
       <w:r>
         <w:t xml:space="preserve">är en mycket god signalart i hela sitt svenska utbredningsområde och skogsbestånd med kattfotslav är alltid värdefulla ur naturvårdssynpunkt. Arten indikerar dels ett mikroklimat med konstant hög luftfuktighet, dels kontinuitet av äldre träd och god trädslutenhet. Trots att den är vanligare i sydvästra Sverige växer den enbart i skogsbestånd med höga naturvärden. Den är känslig för skogliga ingrepp som kan förändra lokal- och mikroklimat. Kattfotslav är typisk art för </w:t>
@@ -370,7 +370,7 @@
         <w:t xml:space="preserve"> 9190 Näringsfattig ekskog</w:t>
       </w:r>
       <w:r>
-        <w:t>. Arten har minskat kraftigt under de senaste åren och enligt artdatabankens preliminära bedömning kommer den att bli rödlistad som nära hotad (NT) i nästa rödlista som kommer 2026 (Nitare &amp; Skogsstyrelsen, 2019; SLU Artdatabanken, 2025).</w:t>
+        <w:t xml:space="preserve"> (Nitare &amp; Skogsstyrelsen, 2019; SLU Artdatabanken, 2026).</w:t>
       </w:r>
     </w:p>
     <w:p>
@@ -430,25 +430,34 @@
         <w:t>Lunglav (NT)</w:t>
       </w:r>
       <w:r>
-        <w:t xml:space="preserve"> är en av vårt lands främsta signalarter som överallt indikerar gamla lövträd, skogsbestånd med höga naturvärden och ekosystem med långskoglig kontinuitet. Lokalt kan förekomsten vara mycket riklig men den hittas nästan enbart i gamla och ej slutavverkade skogar. Artens samtliga förekomster bör uppmärksammas från naturvårdssynpunkt, då många lokaler även hyser andra ovanliga och rödlistade arter. Rikliga förekomster bör skyddas med biotopskydd, frivilliga avsättningar eller reservat. Det finns ett antal sällsynta lavparasiter som växer på lunglav: lunglavsknapp (VU), skrovelmössing (DD), lunglavshårprick (DD), </w:t>
+        <w:t xml:space="preserve"> är en av vårt lands främsta signalarter som överallt indikerar gamla lövträd, skogsbestånd med höga naturvärden och ekosystem med långskoglig kontinuitet. Lokalt kan förekomsten vara mycket riklig men den hittas nästan enbart i gamla och ej slutavverkade skogar. Artens samtliga förekomster bör uppmärksammas från naturvårdssynpunkt, då många lokaler även hyser andra ovanliga och rödlistade arter. Rikliga förekomster bör skyddas med biotopskydd, frivilliga avsättningar eller reservat. På lunglav kan de sällsynta lavparasiterna lunglavshårprick (CR), </w:t>
       </w:r>
       <w:r>
         <w:rPr>
           <w:i/>
         </w:rPr>
-        <w:t>Calycina alstrupii</w:t>
-      </w:r>
-      <w:r>
-        <w:t xml:space="preserve"> (NA) och </w:t>
+        <w:t>Abrothallus diederichii</w:t>
+      </w:r>
+      <w:r>
+        <w:t xml:space="preserve"> (VU), </w:t>
       </w:r>
       <w:r>
         <w:rPr>
           <w:i/>
         </w:rPr>
-        <w:t>Chalara lobariae</w:t>
-      </w:r>
-      <w:r>
-        <w:t xml:space="preserve"> (NA). Lunglav är typisk art för </w:t>
+        <w:t>Abrothallus lobariae</w:t>
+      </w:r>
+      <w:r>
+        <w:t xml:space="preserve"> (VU), </w:t>
+      </w:r>
+      <w:r>
+        <w:rPr>
+          <w:i/>
+        </w:rPr>
+        <w:t>Calycina lobariae</w:t>
+      </w:r>
+      <w:r>
+        <w:t xml:space="preserve"> (VU), lunglavsknapp (VU) och skrovelmössing (VU) påträffas. Lunglav är typisk art för </w:t>
       </w:r>
       <w:r>
         <w:rPr>
@@ -466,7 +475,7 @@
         <w:t xml:space="preserve"> 6530 Lövängar</w:t>
       </w:r>
       <w:r>
-        <w:t xml:space="preserve"> (SLU Artdatabanken, 2025; SLU Artdatabanken, 2024; Nitare &amp; Skogsstyrelsen, 2019).</w:t>
+        <w:t xml:space="preserve"> (SLU Artdatabanken, 2026; Nitare &amp; Skogsstyrelsen, 2019).</w:t>
       </w:r>
     </w:p>
     <w:p>
@@ -517,7 +526,34 @@
         <w:t>Stuplav</w:t>
       </w:r>
       <w:r>
-        <w:t xml:space="preserve"> är en mycket bra signalart i hela sitt utbredningsområde och förekommer nästan enbart i skogsmiljöer med höga naturvärden. Den indikerar långvarig förekomst av gamla lövträd och miljöer med konstant hög luftfuktighet. Stuplav är typisk art för </w:t>
+        <w:t xml:space="preserve"> är en mycket bra signalart i hela sitt utbredningsområde och förekommer nästan enbart i skogsmiljöer med höga naturvärden. Den indikerar långvarig förekomst av gamla lövträd och miljöer med konstant hög luftfuktighet. I skogar med suboceaniskt klimat finns det en mycket sällsynt parasit, njurlavsknapp </w:t>
+      </w:r>
+      <w:r>
+        <w:rPr>
+          <w:i/>
+        </w:rPr>
+        <w:t>Pletocarpon nephromeum</w:t>
+      </w:r>
+      <w:r>
+        <w:t xml:space="preserve"> (EN), som växer på stuplav. Ytterligare två sällsynta lavparasiter, </w:t>
+      </w:r>
+      <w:r>
+        <w:rPr>
+          <w:i/>
+        </w:rPr>
+        <w:t>Protounguicularia nephromatis</w:t>
+      </w:r>
+      <w:r>
+        <w:t xml:space="preserve"> (VU) och </w:t>
+      </w:r>
+      <w:r>
+        <w:rPr>
+          <w:i/>
+        </w:rPr>
+        <w:t>Refractohilum galligenum</w:t>
+      </w:r>
+      <w:r>
+        <w:t xml:space="preserve"> (NT), kan också påträffas på stuplav. Stuplav är typisk art för </w:t>
       </w:r>
       <w:r>
         <w:rPr>
@@ -526,16 +562,7 @@
         <w:t>9010 Taiga</w:t>
       </w:r>
       <w:r>
-        <w:t xml:space="preserve">. I skogar med suboceaniskt klimat finns det en mycket sällsynt parasit, njurlavsknapp </w:t>
-      </w:r>
-      <w:r>
-        <w:rPr>
-          <w:i/>
-        </w:rPr>
-        <w:t>Pletocarpon nephromeum</w:t>
-      </w:r>
-      <w:r>
-        <w:t xml:space="preserve"> (EN), som växer på stuplav (SLU Artdatabanken, 2024; Nitare &amp; Skogsstyrelsen, 2019).</w:t>
+        <w:t xml:space="preserve"> (SLU Artdatabanken, 2026; Nitare &amp; Skogsstyrelsen, 2019).</w:t>
       </w:r>
     </w:p>
     <w:p>
@@ -546,7 +573,34 @@
         <w:t>Ullticka (NT)</w:t>
       </w:r>
       <w:r>
-        <w:t xml:space="preserve"> är knuten till restbestånd av barrnaturskog och förekommer med ett tydligt optimum i orörda eller måttligt påverkade gamla granskogar där det föreligger viss kontinuitet av grov död ved. Ullticka är en bra signalart inom hela sitt utbredningsområde och i södra Sverige är den sällsynt och en god signalart för skyddsvärda granskogsmiljöer. Den hotas av avverkning och fragmentering av naturskog och äldre granskog med lång trädkontinuitet. Ullticka är typisk art för </w:t>
+        <w:t xml:space="preserve"> är knuten till restbestånd av barrnaturskog och förekommer med ett tydligt optimum i orörda eller måttligt påverkade gamla granskogar där det föreligger viss kontinuitet av grov död ved. Ullticka är en bra signalart inom hela sitt utbredningsområde och i södra Sverige är den sällsynt och en god signalart för skyddsvärda granskogsmiljöer. Den hotas av avverkning och fragmentering av naturskog och äldre granskog med lång trädkontinuitet. På ullticka kan ibland ulltickeporing (VU) påträffas - det är en sällsynt ticka som nyligen delats upp i de tre olika arterna ulltickeporing </w:t>
+      </w:r>
+      <w:r>
+        <w:rPr>
+          <w:i/>
+        </w:rPr>
+        <w:t xml:space="preserve">Skeletocutis brevispora </w:t>
+      </w:r>
+      <w:r>
+        <w:t>(VU)</w:t>
+      </w:r>
+      <w:r>
+        <w:rPr>
+          <w:i/>
+        </w:rPr>
+        <w:t>, Skeletocutis delicata</w:t>
+      </w:r>
+      <w:r>
+        <w:t xml:space="preserve"> (VU)</w:t>
+      </w:r>
+      <w:r>
+        <w:rPr>
+          <w:i/>
+        </w:rPr>
+        <w:t xml:space="preserve"> och Skeletocutis exilis</w:t>
+      </w:r>
+      <w:r>
+        <w:t xml:space="preserve"> (NT). Ullticka är typisk art för </w:t>
       </w:r>
       <w:r>
         <w:rPr>
@@ -564,25 +618,7 @@
         <w:t>9030 Landhöjningsskog</w:t>
       </w:r>
       <w:r>
-        <w:t xml:space="preserve">. På ullticka kan ibland ulltickeporing (VU) påträffas - det är en sällsynt ticka som nyligen delats upp i tre olika arter: </w:t>
-      </w:r>
-      <w:r>
-        <w:rPr>
-          <w:i/>
-        </w:rPr>
-        <w:t xml:space="preserve">Skeletocutis brevispora </w:t>
-      </w:r>
-      <w:r>
-        <w:t>(ulltickeporing)</w:t>
-      </w:r>
-      <w:r>
-        <w:rPr>
-          <w:i/>
-        </w:rPr>
-        <w:t>, Skeletocutis delicata och Skeletocutis exilis</w:t>
-      </w:r>
-      <w:r>
-        <w:t>. De två sistnämnda arterna står för närvarande (2020) som ej bedömda i rödlistan (SLU Artdatabanken, 2024; Nitare &amp; Skogsstyrelsen, 2019; Miettinen &amp; Niemelä, 2018).</w:t>
+        <w:t xml:space="preserve"> (SLU Artdatabanken, 2026; Nitare &amp; Skogsstyrelsen, 2019; Miettinen &amp; Niemelä, 2018).</w:t>
       </w:r>
     </w:p>
     <w:p>
@@ -958,7 +994,39 @@
     </w:p>
     <w:p>
       <w:r>
-        <w:t xml:space="preserve">Lunglav (NT) är en av vårt lands främsta signalarter som överallt indikerar gamla lövträd, skogsbestånd med höga naturvärden och ekosystem med lång skoglig kontinuitet. Lokalt kan förekomsten vara mycket riklig men den hittas nästan enbart i gamla och ej slutavverkade skogar. Artens samtliga förekomster bör uppmärksammas från naturvårdssynpunkt, då många lokaler även hyser andra ovanliga och rödlistade arter. Rikliga förekomster bör skyddas med biotopskydd, frivilliga avsättningar eller reservat. Lunglav är typisk art för </w:t>
+        <w:t xml:space="preserve">Lunglav (NT) är en av vårt lands främsta signalarter som överallt indikerar gamla lövträd, skogsbestånd med höga naturvärden och ekosystem med lång skoglig kontinuitet. Lokalt kan förekomsten vara mycket riklig men den hittas nästan enbart i gamla och ej slutavverkade skogar. Artens samtliga förekomster bör uppmärksammas från naturvårdssynpunkt, då många lokaler även hyser andra ovanliga och rödlistade arter, däribland de sällsynta lavparasiterna lunglavshårprick (CR), </w:t>
+      </w:r>
+      <w:r>
+        <w:rPr>
+          <w:i/>
+        </w:rPr>
+        <w:t>Abrothallus diederichii</w:t>
+      </w:r>
+      <w:r>
+        <w:t xml:space="preserve"> (VU), </w:t>
+      </w:r>
+      <w:r>
+        <w:rPr>
+          <w:i/>
+        </w:rPr>
+        <w:t>Abrothallus lobariae</w:t>
+      </w:r>
+      <w:r>
+        <w:t xml:space="preserve"> (VU), </w:t>
+      </w:r>
+      <w:r>
+        <w:rPr>
+          <w:i/>
+        </w:rPr>
+        <w:t>Calycina lobariae</w:t>
+      </w:r>
+      <w:r>
+        <w:t xml:space="preserve"> (VU), lunglavsknapp (VU) och skrovelmössing (VU), som växer på lunglav. Rikliga förekomster med lunglav bör skyddas med biotopskydd, frivilliga avsättningar eller reservat (SLU Artdatabanken, 2026; Nitare &amp; Skogsstyrelsen, 2019).</w:t>
+      </w:r>
+    </w:p>
+    <w:p>
+      <w:r>
+        <w:t xml:space="preserve">Lunglav är typisk art för </w:t>
       </w:r>
       <w:r>
         <w:rPr>
@@ -976,57 +1044,7 @@
         <w:t xml:space="preserve"> 6530 Lövängar</w:t>
       </w:r>
       <w:r>
-        <w:t xml:space="preserve"> (SLU Artdatabanken, 2024; Nitare &amp; Skogsstyrelsen, 2019).</w:t>
-      </w:r>
-    </w:p>
-    <w:p>
-      <w:r>
-        <w:t xml:space="preserve">På lunglav kan man sällsynt finna små svarta skivlika bildningar som liknar apothecier men som är en parasitisk svamp, Lunglavsknapp </w:t>
-      </w:r>
-      <w:r>
-        <w:rPr>
-          <w:i/>
-        </w:rPr>
-        <w:t>Plectocarpon lichenum</w:t>
-      </w:r>
-      <w:r>
-        <w:t xml:space="preserve"> (VU). Det finns ytterligare ett antal parasiter vilka bara förekommer på lunglav: Skrovelmössing </w:t>
-      </w:r>
-      <w:r>
-        <w:rPr>
-          <w:i/>
-        </w:rPr>
-        <w:t>Dactylospora lobariella</w:t>
-      </w:r>
-      <w:r>
-        <w:t xml:space="preserve"> (rödlistad som Kunskapsbrist DD) och Lunglavshårprick </w:t>
-      </w:r>
-      <w:r>
-        <w:rPr>
-          <w:i/>
-        </w:rPr>
-        <w:t>Niesslia lobariae</w:t>
-      </w:r>
-      <w:r>
-        <w:t xml:space="preserve"> (rödlistad som Kunskapsbrist DD). Skrovelmössing (DD) har små svarta apothecier och bruna, 1-septerade sporer och Lunglavshårprick (DD) har brunhåriga perithecier och färglösa, 1-septerade sporer. Nyligen har ytterligare två lavparasiter påträffats i Sverige som växer på lunglav: </w:t>
-      </w:r>
-      <w:r>
-        <w:rPr>
-          <w:i/>
-        </w:rPr>
-        <w:t>Calycina alstrupii</w:t>
-      </w:r>
-      <w:r>
-        <w:t xml:space="preserve"> (NA) och </w:t>
-      </w:r>
-      <w:r>
-        <w:rPr>
-          <w:i/>
-        </w:rPr>
-        <w:t>Chalara lobariae</w:t>
-      </w:r>
-      <w:r>
-        <w:t xml:space="preserve"> (NA) (SLU Artdatabanken, 2025; SLU Artdatabanken, 2024; Nitare &amp; Skogsstyrelsen, 2019).</w:t>
+        <w:t xml:space="preserve"> (SLU Artdatabanken, 2026).</w:t>
       </w:r>
     </w:p>
     <w:p>
@@ -1053,7 +1071,7 @@
     </w:p>
     <w:p>
       <w:r>
-        <w:t xml:space="preserve">SLU Artdatabanken, 2024. </w:t>
+        <w:t xml:space="preserve">SLU Artdatabanken, 2026. </w:t>
       </w:r>
       <w:r>
         <w:rPr>
@@ -1063,20 +1081,6 @@
       </w:r>
       <w:r>
         <w:t>SLU Artdatabanken, Uppsala.</w:t>
-      </w:r>
-    </w:p>
-    <w:p>
-      <w:r>
-        <w:t xml:space="preserve">SLU Artdatabanken, 2025. </w:t>
-      </w:r>
-      <w:r>
-        <w:rPr>
-          <w:i/>
-        </w:rPr>
-        <w:t xml:space="preserve">Över 20 nya lavparasiter för Sverige. </w:t>
-      </w:r>
-      <w:r>
-        <w:t>https://www.slu.se/artdatabanken/arter-och-natur/artiklar/over-20-nya-lavparasiter-for-sverige/</w:t>
       </w:r>
     </w:p>
     <w:sectPr>
@@ -1207,7 +1211,7 @@
     <w:r>
       <w:tab/>
       <w:tab/>
-      <w:t>2026-04-06</w:t>
+      <w:t>2026-04-07</w:t>
       <w:br/>
       <w:br/>
     </w:r>

--- a/klagomål/A 16074-2026 FSC-klagomål.docx
+++ b/klagomål/A 16074-2026 FSC-klagomål.docx
@@ -1211,7 +1211,7 @@
     <w:r>
       <w:tab/>
       <w:tab/>
-      <w:t>2026-04-07</w:t>
+      <w:t>2026-04-08</w:t>
       <w:br/>
       <w:br/>
     </w:r>

--- a/klagomål/A 16074-2026 FSC-klagomål.docx
+++ b/klagomål/A 16074-2026 FSC-klagomål.docx
@@ -1211,7 +1211,7 @@
     <w:r>
       <w:tab/>
       <w:tab/>
-      <w:t>2026-04-08</w:t>
+      <w:t>2026-04-09</w:t>
       <w:br/>
       <w:br/>
     </w:r>

--- a/klagomål/A 16074-2026 FSC-klagomål.docx
+++ b/klagomål/A 16074-2026 FSC-klagomål.docx
@@ -1211,7 +1211,7 @@
     <w:r>
       <w:tab/>
       <w:tab/>
-      <w:t>2026-04-09</w:t>
+      <w:t>2026-04-10</w:t>
       <w:br/>
       <w:br/>
     </w:r>

--- a/klagomål/A 16074-2026 FSC-klagomål.docx
+++ b/klagomål/A 16074-2026 FSC-klagomål.docx
@@ -1211,7 +1211,7 @@
     <w:r>
       <w:tab/>
       <w:tab/>
-      <w:t>2026-04-10</w:t>
+      <w:t>2026-04-11</w:t>
       <w:br/>
       <w:br/>
     </w:r>

--- a/klagomål/A 16074-2026 FSC-klagomål.docx
+++ b/klagomål/A 16074-2026 FSC-klagomål.docx
@@ -1211,7 +1211,7 @@
     <w:r>
       <w:tab/>
       <w:tab/>
-      <w:t>2026-04-14</w:t>
+      <w:t>2026-04-15</w:t>
       <w:br/>
       <w:br/>
     </w:r>

--- a/klagomål/A 16074-2026 FSC-klagomål.docx
+++ b/klagomål/A 16074-2026 FSC-klagomål.docx
@@ -1211,7 +1211,7 @@
     <w:r>
       <w:tab/>
       <w:tab/>
-      <w:t>2026-04-15</w:t>
+      <w:t>2026-04-16</w:t>
       <w:br/>
       <w:br/>
     </w:r>

--- a/klagomål/A 16074-2026 FSC-klagomål.docx
+++ b/klagomål/A 16074-2026 FSC-klagomål.docx
@@ -1211,7 +1211,7 @@
     <w:r>
       <w:tab/>
       <w:tab/>
-      <w:t>2026-04-16</w:t>
+      <w:t>2026-04-17</w:t>
       <w:br/>
       <w:br/>
     </w:r>

--- a/klagomål/A 16074-2026 FSC-klagomål.docx
+++ b/klagomål/A 16074-2026 FSC-klagomål.docx
@@ -1211,7 +1211,7 @@
     <w:r>
       <w:tab/>
       <w:tab/>
-      <w:t>2026-04-17</w:t>
+      <w:t>2026-04-18</w:t>
       <w:br/>
       <w:br/>
     </w:r>

--- a/klagomål/A 16074-2026 FSC-klagomål.docx
+++ b/klagomål/A 16074-2026 FSC-klagomål.docx
@@ -274,7 +274,25 @@
         <w:t>Bårdlav</w:t>
       </w:r>
       <w:r>
-        <w:t xml:space="preserve"> signalerar miljöer med höga naturvärden och på lokalerna finns vanligtvis många andra ovanliga och rödlistade arter. Den visar även på platser med hög och jämn luftfuktighet. Bårdlav är typisk art för </w:t>
+        <w:t xml:space="preserve"> signalerar miljöer med höga naturvärden och på lokalerna finns vanligtvis många andra ovanliga och rödlistade arter. Den visar även på platser med hög och jämn luftfuktighet. På bårdlav och andra njurlavar (Nephroma) kan de sällsynta parasiterna </w:t>
+      </w:r>
+      <w:r>
+        <w:rPr>
+          <w:i/>
+        </w:rPr>
+        <w:t xml:space="preserve">Protounguicularia nephromatis </w:t>
+      </w:r>
+      <w:r>
+        <w:t xml:space="preserve">(VU) och </w:t>
+      </w:r>
+      <w:r>
+        <w:rPr>
+          <w:i/>
+        </w:rPr>
+        <w:t xml:space="preserve">Tremella nephromatis </w:t>
+      </w:r>
+      <w:r>
+        <w:t xml:space="preserve">(DD) påträffas. Bårdlav är typisk art för </w:t>
       </w:r>
       <w:r>
         <w:rPr>
@@ -292,7 +310,7 @@
         <w:t xml:space="preserve"> 9190 Näringsfattig ekskog</w:t>
       </w:r>
       <w:r>
-        <w:t xml:space="preserve"> (SLU Artdatabanken, 2025; Nitare &amp; Skogsstyrelsen, 2019).</w:t>
+        <w:t xml:space="preserve"> (SLU Artdatabanken, 2026; Nitare &amp; Skogsstyrelsen, 2019).</w:t>
       </w:r>
     </w:p>
     <w:p>
@@ -535,7 +553,7 @@
         <w:t>Pletocarpon nephromeum</w:t>
       </w:r>
       <w:r>
-        <w:t xml:space="preserve"> (EN), som växer på stuplav. Ytterligare två sällsynta lavparasiter, </w:t>
+        <w:t xml:space="preserve"> (EN), som växer på stuplav. Ytterligare tre sällsynta lavparasiter, </w:t>
       </w:r>
       <w:r>
         <w:rPr>
@@ -544,7 +562,7 @@
         <w:t>Protounguicularia nephromatis</w:t>
       </w:r>
       <w:r>
-        <w:t xml:space="preserve"> (VU) och </w:t>
+        <w:t xml:space="preserve"> (VU), </w:t>
       </w:r>
       <w:r>
         <w:rPr>
@@ -553,7 +571,16 @@
         <w:t>Refractohilum galligenum</w:t>
       </w:r>
       <w:r>
-        <w:t xml:space="preserve"> (NT), kan också påträffas på stuplav. Stuplav är typisk art för </w:t>
+        <w:t xml:space="preserve"> (NT) och </w:t>
+      </w:r>
+      <w:r>
+        <w:rPr>
+          <w:i/>
+        </w:rPr>
+        <w:t>Roselliniella nephromatis</w:t>
+      </w:r>
+      <w:r>
+        <w:t xml:space="preserve"> (DD), kan också påträffas på stuplav. Stuplav är typisk art för </w:t>
       </w:r>
       <w:r>
         <w:rPr>
@@ -1211,7 +1238,7 @@
     <w:r>
       <w:tab/>
       <w:tab/>
-      <w:t>2026-04-18</w:t>
+      <w:t>2026-04-19</w:t>
       <w:br/>
       <w:br/>
     </w:r>

--- a/klagomål/A 16074-2026 FSC-klagomål.docx
+++ b/klagomål/A 16074-2026 FSC-klagomål.docx
@@ -1238,7 +1238,7 @@
     <w:r>
       <w:tab/>
       <w:tab/>
-      <w:t>2026-04-19</w:t>
+      <w:t>2026-04-20</w:t>
       <w:br/>
       <w:br/>
     </w:r>

--- a/klagomål/A 16074-2026 FSC-klagomål.docx
+++ b/klagomål/A 16074-2026 FSC-klagomål.docx
@@ -1238,7 +1238,7 @@
     <w:r>
       <w:tab/>
       <w:tab/>
-      <w:t>2026-04-20</w:t>
+      <w:t>2026-04-21</w:t>
       <w:br/>
       <w:br/>
     </w:r>

--- a/klagomål/A 16074-2026 FSC-klagomål.docx
+++ b/klagomål/A 16074-2026 FSC-klagomål.docx
@@ -1238,7 +1238,7 @@
     <w:r>
       <w:tab/>
       <w:tab/>
-      <w:t>2026-04-21</w:t>
+      <w:t>2026-04-22</w:t>
       <w:br/>
       <w:br/>
     </w:r>

--- a/klagomål/A 16074-2026 FSC-klagomål.docx
+++ b/klagomål/A 16074-2026 FSC-klagomål.docx
@@ -1238,7 +1238,7 @@
     <w:r>
       <w:tab/>
       <w:tab/>
-      <w:t>2026-04-22</w:t>
+      <w:t>2026-04-23</w:t>
       <w:br/>
       <w:br/>
     </w:r>

--- a/klagomål/A 16074-2026 FSC-klagomål.docx
+++ b/klagomål/A 16074-2026 FSC-klagomål.docx
@@ -1238,7 +1238,7 @@
     <w:r>
       <w:tab/>
       <w:tab/>
-      <w:t>2026-04-23</w:t>
+      <w:t>2026-04-24</w:t>
       <w:br/>
       <w:br/>
     </w:r>

--- a/klagomål/A 16074-2026 FSC-klagomål.docx
+++ b/klagomål/A 16074-2026 FSC-klagomål.docx
@@ -1238,7 +1238,7 @@
     <w:r>
       <w:tab/>
       <w:tab/>
-      <w:t>2026-04-24</w:t>
+      <w:t>2026-04-25</w:t>
       <w:br/>
       <w:br/>
     </w:r>

--- a/klagomål/A 16074-2026 FSC-klagomål.docx
+++ b/klagomål/A 16074-2026 FSC-klagomål.docx
@@ -1238,7 +1238,7 @@
     <w:r>
       <w:tab/>
       <w:tab/>
-      <w:t>2026-04-25</w:t>
+      <w:t>2026-04-26</w:t>
       <w:br/>
       <w:br/>
     </w:r>

--- a/klagomål/A 16074-2026 FSC-klagomål.docx
+++ b/klagomål/A 16074-2026 FSC-klagomål.docx
@@ -1238,7 +1238,7 @@
     <w:r>
       <w:tab/>
       <w:tab/>
-      <w:t>2026-04-26</w:t>
+      <w:t>2026-04-27</w:t>
       <w:br/>
       <w:br/>
     </w:r>

--- a/klagomål/A 16074-2026 FSC-klagomål.docx
+++ b/klagomål/A 16074-2026 FSC-klagomål.docx
@@ -1238,7 +1238,7 @@
     <w:r>
       <w:tab/>
       <w:tab/>
-      <w:t>2026-04-27</w:t>
+      <w:t>2026-04-28</w:t>
       <w:br/>
       <w:br/>
     </w:r>

--- a/klagomål/A 16074-2026 FSC-klagomål.docx
+++ b/klagomål/A 16074-2026 FSC-klagomål.docx
@@ -1238,7 +1238,7 @@
     <w:r>
       <w:tab/>
       <w:tab/>
-      <w:t>2026-04-28</w:t>
+      <w:t>2026-04-29</w:t>
       <w:br/>
       <w:br/>
     </w:r>

--- a/klagomål/A 16074-2026 FSC-klagomål.docx
+++ b/klagomål/A 16074-2026 FSC-klagomål.docx
@@ -1238,7 +1238,7 @@
     <w:r>
       <w:tab/>
       <w:tab/>
-      <w:t>2026-04-29</w:t>
+      <w:t>2026-04-30</w:t>
       <w:br/>
       <w:br/>
     </w:r>

--- a/klagomål/A 16074-2026 FSC-klagomål.docx
+++ b/klagomål/A 16074-2026 FSC-klagomål.docx
@@ -1238,7 +1238,7 @@
     <w:r>
       <w:tab/>
       <w:tab/>
-      <w:t>2026-04-30</w:t>
+      <w:t>2026-05-01</w:t>
       <w:br/>
       <w:br/>
     </w:r>

--- a/klagomål/A 16074-2026 FSC-klagomål.docx
+++ b/klagomål/A 16074-2026 FSC-klagomål.docx
@@ -1238,7 +1238,7 @@
     <w:r>
       <w:tab/>
       <w:tab/>
-      <w:t>2026-05-01</w:t>
+      <w:t>2026-05-02</w:t>
       <w:br/>
       <w:br/>
     </w:r>

--- a/klagomål/A 16074-2026 FSC-klagomål.docx
+++ b/klagomål/A 16074-2026 FSC-klagomål.docx
@@ -1238,7 +1238,7 @@
     <w:r>
       <w:tab/>
       <w:tab/>
-      <w:t>2026-06-15</w:t>
+      <w:t>2026-06-16</w:t>
       <w:br/>
       <w:br/>
     </w:r>

--- a/klagomål/A 16074-2026 FSC-klagomål.docx
+++ b/klagomål/A 16074-2026 FSC-klagomål.docx
@@ -1238,7 +1238,7 @@
     <w:r>
       <w:tab/>
       <w:tab/>
-      <w:t>2026-06-16</w:t>
+      <w:t>2026-06-17</w:t>
       <w:br/>
       <w:br/>
     </w:r>

--- a/klagomål/A 16074-2026 FSC-klagomål.docx
+++ b/klagomål/A 16074-2026 FSC-klagomål.docx
@@ -1,6 +1,6 @@
 
 <file path=word/document.xml><?xml version="1.0" encoding="utf-8"?>
-<w:document xmlns:wpc="http://schemas.microsoft.com/office/word/2010/wordprocessingCanvas" xmlns:cx="http://schemas.microsoft.com/office/drawing/2014/chartex" xmlns:cx1="http://schemas.microsoft.com/office/drawing/2015/9/8/chartex" xmlns:cx2="http://schemas.microsoft.com/office/drawing/2015/10/21/chartex" xmlns:cx3="http://schemas.microsoft.com/office/drawing/2016/5/9/chartex" xmlns:cx4="http://schemas.microsoft.com/office/drawing/2016/5/10/chartex" xmlns:cx5="http://schemas.microsoft.com/office/drawing/2016/5/11/chartex" xmlns:cx6="http://schemas.microsoft.com/office/drawing/2016/5/12/chartex" xmlns:cx7="http://schemas.microsoft.com/office/drawing/2016/5/13/chartex" xmlns:cx8="http://schemas.microsoft.com/office/drawing/2016/5/14/chartex" xmlns:mc="http://schemas.openxmlformats.org/markup-compatibility/2006" xmlns:aink="http://schemas.microsoft.com/office/drawing/2016/ink" xmlns:am3d="http://schemas.microsoft.com/office/drawing/2017/model3d" xmlns:o="urn:schemas-microsoft-com:office:office" xmlns:oel="http://schemas.microsoft.com/office/2019/extlst" xmlns:r="http://schemas.openxmlformats.org/officeDocument/2006/relationships" xmlns:m="http://schemas.openxmlformats.org/officeDocument/2006/math" xmlns:v="urn:schemas-microsoft-com:vml" xmlns:wp14="http://schemas.microsoft.com/office/word/2010/wordprocessingDrawing" xmlns:wp="http://schemas.openxmlformats.org/drawingml/2006/wordprocessingDrawing" xmlns:w10="urn:schemas-microsoft-com:office:word" xmlns:w="http://schemas.openxmlformats.org/wordprocessingml/2006/main" xmlns:w14="http://schemas.microsoft.com/office/word/2010/wordml" xmlns:w15="http://schemas.microsoft.com/office/word/2012/wordml" xmlns:w16cex="http://schemas.microsoft.com/office/word/2018/wordml/cex" xmlns:w16cid="http://schemas.microsoft.com/office/word/2016/wordml/cid" xmlns:w16="http://schemas.microsoft.com/office/word/2018/wordml" xmlns:w16sdtdh="http://schemas.microsoft.com/office/word/2020/wordml/sdtdatahash" xmlns:w16se="http://schemas.microsoft.com/office/word/2015/wordml/symex" xmlns:wpg="http://schemas.microsoft.com/office/word/2010/wordprocessingGroup" xmlns:wpi="http://schemas.microsoft.com/office/word/2010/wordprocessingInk" xmlns:wne="http://schemas.microsoft.com/office/word/2006/wordml" xmlns:wps="http://schemas.microsoft.com/office/word/2010/wordprocessingShape" mc:Ignorable="w14 w15 w16se w16cid w16 w16cex w16sdtdh wp14">
+<w:document xmlns:wpc="http://schemas.microsoft.com/office/word/2010/wordprocessingCanvas" xmlns:cx="http://schemas.microsoft.com/office/drawing/2014/chartex" xmlns:cx1="http://schemas.microsoft.com/office/drawing/2015/9/8/chartex" xmlns:cx2="http://schemas.microsoft.com/office/drawing/2015/10/21/chartex" xmlns:cx3="http://schemas.microsoft.com/office/drawing/2016/5/9/chartex" xmlns:cx4="http://schemas.microsoft.com/office/drawing/2016/5/10/chartex" xmlns:cx5="http://schemas.microsoft.com/office/drawing/2016/5/11/chartex" xmlns:cx6="http://schemas.microsoft.com/office/drawing/2016/5/12/chartex" xmlns:cx7="http://schemas.microsoft.com/office/drawing/2016/5/13/chartex" xmlns:cx8="http://schemas.microsoft.com/office/drawing/2016/5/14/chartex" xmlns:mc="http://schemas.openxmlformats.org/markup-compatibility/2006" xmlns:aink="http://schemas.microsoft.com/office/drawing/2016/ink" xmlns:am3d="http://schemas.microsoft.com/office/drawing/2017/model3d" xmlns:o="urn:schemas-microsoft-com:office:office" xmlns:oel="http://schemas.microsoft.com/office/2019/extlst" xmlns:r="http://schemas.openxmlformats.org/officeDocument/2006/relationships" xmlns:m="http://schemas.openxmlformats.org/officeDocument/2006/math" xmlns:v="urn:schemas-microsoft-com:vml" xmlns:wp14="http://schemas.microsoft.com/office/word/2010/wordprocessingDrawing" xmlns:wp="http://schemas.openxmlformats.org/drawingml/2006/wordprocessingDrawing" xmlns:w10="urn:schemas-microsoft-com:office:word" xmlns:w="http://schemas.openxmlformats.org/wordprocessingml/2006/main" xmlns:w14="http://schemas.microsoft.com/office/word/2010/wordml" xmlns:w15="http://schemas.microsoft.com/office/word/2012/wordml" xmlns:w16cex="http://schemas.microsoft.com/office/word/2018/wordml/cex" xmlns:w16cid="http://schemas.microsoft.com/office/word/2016/wordml/cid" xmlns:w16="http://schemas.microsoft.com/office/word/2018/wordml" xmlns:w16du="http://schemas.microsoft.com/office/word/2023/wordml/word16du" xmlns:w16sdtdh="http://schemas.microsoft.com/office/word/2020/wordml/sdtdatahash" xmlns:w16sdtfl="http://schemas.microsoft.com/office/word/2024/wordml/sdtformatlock" xmlns:w16se="http://schemas.microsoft.com/office/word/2015/wordml/symex" xmlns:wpg="http://schemas.microsoft.com/office/word/2010/wordprocessingGroup" xmlns:wpi="http://schemas.microsoft.com/office/word/2010/wordprocessingInk" xmlns:wne="http://schemas.microsoft.com/office/word/2006/wordml" xmlns:wps="http://schemas.microsoft.com/office/word/2010/wordprocessingShape" mc:Ignorable="w14 w15 w16se w16cid w16 w16cex w16sdtdh w16sdtfl w16du wp14">
   <w:body>
     <w:p>
       <w:r>
@@ -168,7 +168,7 @@
     </w:p>
     <w:p>
       <w:r>
-        <w:t>Detta dokument behandlar höga naturvärden i avverkningsanmälan A 16074-2026 i Torsby kommun. Denna avverkningsanmälan inkom 2026-03-27 12:59:22 och omfattar 1,9 ha.</w:t>
+        <w:t>Detta dokument behandlar höga naturvärden i avverkningsanmälan A 16074-2026 i Torsby kommun som inkom 2026-03-27 och omfattar 1,9 ha.</w:t>
       </w:r>
     </w:p>
     <w:p>
@@ -191,12 +191,15 @@
     </w:p>
     <w:p>
       <w:r>
-        <w:t>I avverkningsanmälan har följande 16 naturvårdsarter hittats: brunpudrad nållav (NT), dvärgbägarlav (NT), garnlav (NT), kolflarnlav (NT), lunglav (NT), mörk kolflarnlav (NT), ullticka (NT), vedskivlav (NT), vedtrappmossa (NT), bårdlav (S), kattfotslav (S), korallblylav (S), skogshakmossa (S), stuplav (S), vedticka (S) och revlummer (§9). Av dessa är 9 rödlistade. För rödlistade arter har rödlistekategorin angivits inom parentes. Arter som är signalarter enligt Skogsstyrelsen har markerats med (S). För fridlysta arter anges även paragrafen i Artskyddsförordningen som arten är fridlyst enligt.</w:t>
+        <w:t>I och inom 24 meter från avverkningsanmälan har följande 19 naturvårdsarter hittats: garnlav (VU, T), brunpudrad nållav (NT, T), doftskinn (NT, T), dvärgbägarlav (NT, T), kattfotslav (NT, T), kolflarnlav (NT, T), lunglav (NT, T), mörk kolflarnlav (NT), rynkskinn (NT, T), ullticka (NT, T), vedskivlav (NT, T), vedtrappmossa (NT, T), bårdlav (S, T), gytterlav (S, T), korallblylav (S, T), skogshakmossa (S, T), stuplav (S, T), vedticka (S, T) och revlummer (§9). Av dessa är 12 rödlistade. För rödlistade arter har rödlistekategorin angivits inom parentes. Arter som är signalarter enligt Skogsstyrelsen har markerats med (S). Typiska arter inom Natura 2000 som är kopplade till skogsekosystem har markerats med (T). För fridlysta arter anges även paragrafen i Artskyddsförordningen som arten är fridlyst enligt.</w:t>
       </w:r>
     </w:p>
     <w:p>
       <w:r>
-        <w:t>De påträffade naturvårdsarterna är ett tydligt kvitto på att detta rör sig om en skog med höga naturvärden. I Figur 1 visas en karta över det avverkningsanmälda området, där samtliga fyndplatser för naturvårdsarter som finns registrerade på Artportalen har markerats.</w:t>
+        <w:t>De påträffade naturvårdsarterna är ett tydligt kvitto på att det rör sig om en skog med höga naturvärden.</w:t>
+      </w:r>
+      <w:r>
+        <w:t xml:space="preserve"> I Figur 1 visas fyndplatser för naturvårdsarter i området, som finns registrerade på Artportalen.</w:t>
       </w:r>
     </w:p>
     <w:p>
@@ -206,7 +209,7 @@
       <w:r>
         <w:drawing>
           <wp:inline xmlns:a="http://schemas.openxmlformats.org/drawingml/2006/main" xmlns:pic="http://schemas.openxmlformats.org/drawingml/2006/picture">
-            <wp:extent cx="5486400" cy="4926218"/>
+            <wp:extent cx="5486400" cy="4762955"/>
             <wp:docPr id="1" name="Picture 1"/>
             <wp:cNvGraphicFramePr>
               <a:graphicFrameLocks noChangeAspect="1"/>
@@ -227,7 +230,7 @@
                   <pic:spPr>
                     <a:xfrm>
                       <a:off x="0" y="0"/>
-                      <a:ext cx="5486400" cy="4926218"/>
+                      <a:ext cx="5486400" cy="4762955"/>
                     </a:xfrm>
                     <a:prstGeom prst="rect"/>
                   </pic:spPr>
@@ -241,9 +244,31 @@
     <w:p>
       <w:pPr>
         <w:pStyle w:val="Caption"/>
+        <w:spacing w:after="240"/>
       </w:pPr>
       <w:r>
-        <w:t>Figur 1. Fyndplatser för naturvårdsarter i det avverkningsanmälda området (röd linje). Markörer utan svart kant är placerade på fyndplatsen. Markörer med svart kant är placerade vid sidan av fyndplatsen och har ett svart streck som visar fyndplatsens exakta position. Kartans mittpunktskoordinat är N 6704657, E 408599 i SWEREF 99 TM.</w:t>
+        <w:t>Figur 1. Fyndplatser för naturvårdsarter i och inom 24 meter från avverkningsanmälan (röd linje). Markörer utan svart kant är placerade på fyndplatsen. Markörer med svart kant är placerade vid sidan av fyndplatsen och har ett svart streck som visar fyndplatsens exakta position. Kartans mittpunktskoordinat är N 6704657, E 408599 i SWEREF 99 TM.</w:t>
+      </w:r>
+    </w:p>
+    <w:p>
+      <w:pPr>
+        <w:pStyle w:val="Heading2"/>
+      </w:pPr>
+      <w:r>
+        <w:t>Fridlysta arter</w:t>
+      </w:r>
+    </w:p>
+    <w:p>
+      <w:r>
+        <w:t>Följande fridlysta arter har sina livsmiljöer och växtplatser i den avverkningsanmälda skogen: revlummer (§9).</w:t>
+      </w:r>
+    </w:p>
+    <w:p>
+      <w:pPr>
+        <w:pStyle w:val="Heading2"/>
+      </w:pPr>
+      <w:r>
+        <w:t>Övriga naturvårdsarter</w:t>
       </w:r>
     </w:p>
     <w:p>
@@ -318,6 +343,26 @@
         <w:rPr>
           <w:b/>
         </w:rPr>
+        <w:t>Doftskinn (NT)</w:t>
+      </w:r>
+      <w:r>
+        <w:t xml:space="preserve">, rödlistad som nära hotad, är en mycket bra signalart för boreal granskog och indikerar ett gran-skogsekosystem med lång kontinuitet av grova lågor. Arten är placerad i toppen av Skogsstyrelsens värdepyramid för bedömning av skog med höga naturvärden och har klassats som en “urskogsindikator”, då den förekommer med ett tydligt optimum i helt eller nästan helt orörda skogar. Doftskinn är typisk art för </w:t>
+      </w:r>
+      <w:r>
+        <w:rPr>
+          <w:i/>
+        </w:rPr>
+        <w:t xml:space="preserve">9010 Taiga </w:t>
+      </w:r>
+      <w:r>
+        <w:t>(SLU Artdatabanken, 2025; Nitare &amp; Skogsstyrelsen, 2019).</w:t>
+      </w:r>
+    </w:p>
+    <w:p>
+      <w:r>
+        <w:rPr>
+          <w:b/>
+        </w:rPr>
         <w:t>Dvärgbägarlav (NT)</w:t>
       </w:r>
       <w:r>
@@ -367,6 +412,26 @@
         <w:rPr>
           <w:b/>
         </w:rPr>
+        <w:t xml:space="preserve">Gytterlav </w:t>
+      </w:r>
+      <w:r>
+        <w:t xml:space="preserve">signalerar höga naturvärden i södra och mellersta Sverige, samt längs Norrlands kustland. Förekomster i söder, framför allt på trädstammar, är en indikation på gammal skogsmark med långvarig förekomst av äldre lövträd i miljöer med hög och jämn luftfuktighet. Gytterlav är typisk art för </w:t>
+      </w:r>
+      <w:r>
+        <w:rPr>
+          <w:i/>
+        </w:rPr>
+        <w:t xml:space="preserve">9040 Fjällbjörkskog </w:t>
+      </w:r>
+      <w:r>
+        <w:t>(Nitare &amp; Skogsstyrelsen, 2019; SLU Artdatabanken, 2025).</w:t>
+      </w:r>
+    </w:p>
+    <w:p>
+      <w:r>
+        <w:rPr>
+          <w:b/>
+        </w:rPr>
         <w:t xml:space="preserve">Kattfotslav (NT) </w:t>
       </w:r>
       <w:r>
@@ -505,6 +570,35 @@
       </w:r>
       <w:r>
         <w:t xml:space="preserve"> är brandberoende och växer nästan uteslutande på kolad hård kärnved av tall. Arten förekommer främst i glesa, öppna tall- och blandbarrskogar av naturskogskaraktär och etableringen verkar ske sent efter brand, kanske först efter 100–300 år. Mörk kolflarnlav indikerar skog med höga naturvärden och vanligast är att den påträffas på rester av nedbrunna torrakor och högstubbar och lågstubbar som är så grova att hela innandömet är urbränt. Tall- och blandbarrskogar av naturskogskaraktär med spår av återkommande bränder hyser höga biologiska värden och bör skyddas (SLU Artdatabanken, 2024).</w:t>
+      </w:r>
+    </w:p>
+    <w:p>
+      <w:r>
+        <w:rPr>
+          <w:b/>
+        </w:rPr>
+        <w:t>Rynkskinn (NT)</w:t>
+      </w:r>
+      <w:r>
+        <w:t xml:space="preserve"> är en vednedbrytare som växer på grova granlågor och ingår i en karaktäristisk association av vedsvampar knutna till urskogsartade barrskogar. Den har klassificerats som en “urskogsindikator” och är placerad i toppen av Skogsstyrelsens värdepyramid för bedömning av skog med höga naturvärden. Allt tyder på att rynkskinn är mycket känslig för skogliga ingrepp och lokalerna, som oftast har höga biologiska kvaliteter, bör lämnas till fri utveckling. Rynkskinn är typisk art för </w:t>
+      </w:r>
+      <w:r>
+        <w:rPr>
+          <w:i/>
+        </w:rPr>
+        <w:t xml:space="preserve">9010 Taiga, 9050 Näringsrik granskog </w:t>
+      </w:r>
+      <w:r>
+        <w:t>och</w:t>
+      </w:r>
+      <w:r>
+        <w:rPr>
+          <w:i/>
+        </w:rPr>
+        <w:t xml:space="preserve"> 9030 Landhöjningsskog</w:t>
+      </w:r>
+      <w:r>
+        <w:t xml:space="preserve"> (Nitare &amp; Skogsstyrelsen, 2019; SLU Artdatabanken, 2026).</w:t>
       </w:r>
     </w:p>
     <w:p>
@@ -713,19 +807,6 @@
         <w:pStyle w:val="Heading1"/>
       </w:pPr>
       <w:r>
-        <w:t>Fridlysta arter</w:t>
-      </w:r>
-    </w:p>
-    <w:p>
-      <w:r>
-        <w:t>Följande fridlysta arter har sina livsmiljöer och växtplatser i den avverkningsanmälda skogen: revlummer (§9).</w:t>
-      </w:r>
-    </w:p>
-    <w:p>
-      <w:pPr>
-        <w:pStyle w:val="Heading1"/>
-      </w:pPr>
-      <w:r>
         <w:t>Certifiering</w:t>
       </w:r>
     </w:p>
@@ -811,7 +892,7 @@
         <w:rPr>
           <w:i/>
         </w:rPr>
-        <w:t>I det avverkningsanmälda skogsområdet har 16 naturvårdsarter varav 9 rödlistade arter sina livsmiljöer och växtplatser.</w:t>
+        <w:t>I det avverkningsanmälda skogsområdet har 19 naturvårdsarter varav 12 rödlistade arter sina livsmiljöer och växtplatser.</w:t>
       </w:r>
     </w:p>
     <w:p>
@@ -1128,7 +1209,7 @@
 </file>
 
 <file path=word/endnotes.xml><?xml version="1.0" encoding="utf-8"?>
-<w:endnotes xmlns:wpc="http://schemas.microsoft.com/office/word/2010/wordprocessingCanvas" xmlns:cx="http://schemas.microsoft.com/office/drawing/2014/chartex" xmlns:cx1="http://schemas.microsoft.com/office/drawing/2015/9/8/chartex" xmlns:cx2="http://schemas.microsoft.com/office/drawing/2015/10/21/chartex" xmlns:cx3="http://schemas.microsoft.com/office/drawing/2016/5/9/chartex" xmlns:cx4="http://schemas.microsoft.com/office/drawing/2016/5/10/chartex" xmlns:cx5="http://schemas.microsoft.com/office/drawing/2016/5/11/chartex" xmlns:cx6="http://schemas.microsoft.com/office/drawing/2016/5/12/chartex" xmlns:cx7="http://schemas.microsoft.com/office/drawing/2016/5/13/chartex" xmlns:cx8="http://schemas.microsoft.com/office/drawing/2016/5/14/chartex" xmlns:mc="http://schemas.openxmlformats.org/markup-compatibility/2006" xmlns:aink="http://schemas.microsoft.com/office/drawing/2016/ink" xmlns:am3d="http://schemas.microsoft.com/office/drawing/2017/model3d" xmlns:o="urn:schemas-microsoft-com:office:office" xmlns:oel="http://schemas.microsoft.com/office/2019/extlst" xmlns:r="http://schemas.openxmlformats.org/officeDocument/2006/relationships" xmlns:m="http://schemas.openxmlformats.org/officeDocument/2006/math" xmlns:v="urn:schemas-microsoft-com:vml" xmlns:wp14="http://schemas.microsoft.com/office/word/2010/wordprocessingDrawing" xmlns:wp="http://schemas.openxmlformats.org/drawingml/2006/wordprocessingDrawing" xmlns:w10="urn:schemas-microsoft-com:office:word" xmlns:w="http://schemas.openxmlformats.org/wordprocessingml/2006/main" xmlns:w14="http://schemas.microsoft.com/office/word/2010/wordml" xmlns:w15="http://schemas.microsoft.com/office/word/2012/wordml" xmlns:w16cex="http://schemas.microsoft.com/office/word/2018/wordml/cex" xmlns:w16cid="http://schemas.microsoft.com/office/word/2016/wordml/cid" xmlns:w16="http://schemas.microsoft.com/office/word/2018/wordml" xmlns:w16sdtdh="http://schemas.microsoft.com/office/word/2020/wordml/sdtdatahash" xmlns:w16se="http://schemas.microsoft.com/office/word/2015/wordml/symex" xmlns:wpg="http://schemas.microsoft.com/office/word/2010/wordprocessingGroup" xmlns:wpi="http://schemas.microsoft.com/office/word/2010/wordprocessingInk" xmlns:wne="http://schemas.microsoft.com/office/word/2006/wordml" xmlns:wps="http://schemas.microsoft.com/office/word/2010/wordprocessingShape" mc:Ignorable="w14 w15 w16se w16cid w16 w16cex w16sdtdh wp14">
+<w:endnotes xmlns:wpc="http://schemas.microsoft.com/office/word/2010/wordprocessingCanvas" xmlns:cx="http://schemas.microsoft.com/office/drawing/2014/chartex" xmlns:cx1="http://schemas.microsoft.com/office/drawing/2015/9/8/chartex" xmlns:cx2="http://schemas.microsoft.com/office/drawing/2015/10/21/chartex" xmlns:cx3="http://schemas.microsoft.com/office/drawing/2016/5/9/chartex" xmlns:cx4="http://schemas.microsoft.com/office/drawing/2016/5/10/chartex" xmlns:cx5="http://schemas.microsoft.com/office/drawing/2016/5/11/chartex" xmlns:cx6="http://schemas.microsoft.com/office/drawing/2016/5/12/chartex" xmlns:cx7="http://schemas.microsoft.com/office/drawing/2016/5/13/chartex" xmlns:cx8="http://schemas.microsoft.com/office/drawing/2016/5/14/chartex" xmlns:mc="http://schemas.openxmlformats.org/markup-compatibility/2006" xmlns:aink="http://schemas.microsoft.com/office/drawing/2016/ink" xmlns:am3d="http://schemas.microsoft.com/office/drawing/2017/model3d" xmlns:o="urn:schemas-microsoft-com:office:office" xmlns:oel="http://schemas.microsoft.com/office/2019/extlst" xmlns:r="http://schemas.openxmlformats.org/officeDocument/2006/relationships" xmlns:m="http://schemas.openxmlformats.org/officeDocument/2006/math" xmlns:v="urn:schemas-microsoft-com:vml" xmlns:wp14="http://schemas.microsoft.com/office/word/2010/wordprocessingDrawing" xmlns:wp="http://schemas.openxmlformats.org/drawingml/2006/wordprocessingDrawing" xmlns:w10="urn:schemas-microsoft-com:office:word" xmlns:w="http://schemas.openxmlformats.org/wordprocessingml/2006/main" xmlns:w14="http://schemas.microsoft.com/office/word/2010/wordml" xmlns:w15="http://schemas.microsoft.com/office/word/2012/wordml" xmlns:w16cex="http://schemas.microsoft.com/office/word/2018/wordml/cex" xmlns:w16cid="http://schemas.microsoft.com/office/word/2016/wordml/cid" xmlns:w16="http://schemas.microsoft.com/office/word/2018/wordml" xmlns:w16du="http://schemas.microsoft.com/office/word/2023/wordml/word16du" xmlns:w16sdtdh="http://schemas.microsoft.com/office/word/2020/wordml/sdtdatahash" xmlns:w16sdtfl="http://schemas.microsoft.com/office/word/2024/wordml/sdtformatlock" xmlns:w16se="http://schemas.microsoft.com/office/word/2015/wordml/symex" xmlns:wpg="http://schemas.microsoft.com/office/word/2010/wordprocessingGroup" xmlns:wpi="http://schemas.microsoft.com/office/word/2010/wordprocessingInk" xmlns:wne="http://schemas.microsoft.com/office/word/2006/wordml" xmlns:wps="http://schemas.microsoft.com/office/word/2010/wordprocessingShape" mc:Ignorable="w14 w15 w16se w16cid w16 w16cex w16sdtdh w16sdtfl w16du wp14">
   <w:endnote w:type="separator" w:id="-1">
     <w:p>
       <w:pPr>
@@ -1153,7 +1234,7 @@
 </file>
 
 <file path=word/footer1.xml><?xml version="1.0" encoding="utf-8"?>
-<w:ftr xmlns:wpc="http://schemas.microsoft.com/office/word/2010/wordprocessingCanvas" xmlns:cx="http://schemas.microsoft.com/office/drawing/2014/chartex" xmlns:cx1="http://schemas.microsoft.com/office/drawing/2015/9/8/chartex" xmlns:cx2="http://schemas.microsoft.com/office/drawing/2015/10/21/chartex" xmlns:cx3="http://schemas.microsoft.com/office/drawing/2016/5/9/chartex" xmlns:cx4="http://schemas.microsoft.com/office/drawing/2016/5/10/chartex" xmlns:cx5="http://schemas.microsoft.com/office/drawing/2016/5/11/chartex" xmlns:cx6="http://schemas.microsoft.com/office/drawing/2016/5/12/chartex" xmlns:cx7="http://schemas.microsoft.com/office/drawing/2016/5/13/chartex" xmlns:cx8="http://schemas.microsoft.com/office/drawing/2016/5/14/chartex" xmlns:mc="http://schemas.openxmlformats.org/markup-compatibility/2006" xmlns:aink="http://schemas.microsoft.com/office/drawing/2016/ink" xmlns:am3d="http://schemas.microsoft.com/office/drawing/2017/model3d" xmlns:o="urn:schemas-microsoft-com:office:office" xmlns:oel="http://schemas.microsoft.com/office/2019/extlst" xmlns:r="http://schemas.openxmlformats.org/officeDocument/2006/relationships" xmlns:m="http://schemas.openxmlformats.org/officeDocument/2006/math" xmlns:v="urn:schemas-microsoft-com:vml" xmlns:wp14="http://schemas.microsoft.com/office/word/2010/wordprocessingDrawing" xmlns:wp="http://schemas.openxmlformats.org/drawingml/2006/wordprocessingDrawing" xmlns:w10="urn:schemas-microsoft-com:office:word" xmlns:w="http://schemas.openxmlformats.org/wordprocessingml/2006/main" xmlns:w14="http://schemas.microsoft.com/office/word/2010/wordml" xmlns:w15="http://schemas.microsoft.com/office/word/2012/wordml" xmlns:w16cex="http://schemas.microsoft.com/office/word/2018/wordml/cex" xmlns:w16cid="http://schemas.microsoft.com/office/word/2016/wordml/cid" xmlns:w16="http://schemas.microsoft.com/office/word/2018/wordml" xmlns:w16sdtdh="http://schemas.microsoft.com/office/word/2020/wordml/sdtdatahash" xmlns:w16se="http://schemas.microsoft.com/office/word/2015/wordml/symex" xmlns:wpg="http://schemas.microsoft.com/office/word/2010/wordprocessingGroup" xmlns:wpi="http://schemas.microsoft.com/office/word/2010/wordprocessingInk" xmlns:wne="http://schemas.microsoft.com/office/word/2006/wordml" xmlns:wps="http://schemas.microsoft.com/office/word/2010/wordprocessingShape" mc:Ignorable="w14 w15 w16se w16cid w16 w16cex w16sdtdh wp14">
+<w:ftr xmlns:wpc="http://schemas.microsoft.com/office/word/2010/wordprocessingCanvas" xmlns:cx="http://schemas.microsoft.com/office/drawing/2014/chartex" xmlns:cx1="http://schemas.microsoft.com/office/drawing/2015/9/8/chartex" xmlns:cx2="http://schemas.microsoft.com/office/drawing/2015/10/21/chartex" xmlns:cx3="http://schemas.microsoft.com/office/drawing/2016/5/9/chartex" xmlns:cx4="http://schemas.microsoft.com/office/drawing/2016/5/10/chartex" xmlns:cx5="http://schemas.microsoft.com/office/drawing/2016/5/11/chartex" xmlns:cx6="http://schemas.microsoft.com/office/drawing/2016/5/12/chartex" xmlns:cx7="http://schemas.microsoft.com/office/drawing/2016/5/13/chartex" xmlns:cx8="http://schemas.microsoft.com/office/drawing/2016/5/14/chartex" xmlns:mc="http://schemas.openxmlformats.org/markup-compatibility/2006" xmlns:aink="http://schemas.microsoft.com/office/drawing/2016/ink" xmlns:am3d="http://schemas.microsoft.com/office/drawing/2017/model3d" xmlns:o="urn:schemas-microsoft-com:office:office" xmlns:oel="http://schemas.microsoft.com/office/2019/extlst" xmlns:r="http://schemas.openxmlformats.org/officeDocument/2006/relationships" xmlns:m="http://schemas.openxmlformats.org/officeDocument/2006/math" xmlns:v="urn:schemas-microsoft-com:vml" xmlns:wp14="http://schemas.microsoft.com/office/word/2010/wordprocessingDrawing" xmlns:wp="http://schemas.openxmlformats.org/drawingml/2006/wordprocessingDrawing" xmlns:w10="urn:schemas-microsoft-com:office:word" xmlns:w="http://schemas.openxmlformats.org/wordprocessingml/2006/main" xmlns:w14="http://schemas.microsoft.com/office/word/2010/wordml" xmlns:w15="http://schemas.microsoft.com/office/word/2012/wordml" xmlns:w16cex="http://schemas.microsoft.com/office/word/2018/wordml/cex" xmlns:w16cid="http://schemas.microsoft.com/office/word/2016/wordml/cid" xmlns:w16="http://schemas.microsoft.com/office/word/2018/wordml" xmlns:w16du="http://schemas.microsoft.com/office/word/2023/wordml/word16du" xmlns:w16sdtdh="http://schemas.microsoft.com/office/word/2020/wordml/sdtdatahash" xmlns:w16sdtfl="http://schemas.microsoft.com/office/word/2024/wordml/sdtformatlock" xmlns:w16se="http://schemas.microsoft.com/office/word/2015/wordml/symex" xmlns:wpg="http://schemas.microsoft.com/office/word/2010/wordprocessingGroup" xmlns:wpi="http://schemas.microsoft.com/office/word/2010/wordprocessingInk" xmlns:wne="http://schemas.microsoft.com/office/word/2006/wordml" xmlns:wps="http://schemas.microsoft.com/office/word/2010/wordprocessingShape" mc:Ignorable="w14 w15 w16se w16cid w16 w16cex w16sdtdh w16sdtfl w16du wp14">
   <w:p>
     <w:pPr>
       <w:pStyle w:val="Footer"/>
@@ -1163,7 +1244,7 @@
 </file>
 
 <file path=word/footer2.xml><?xml version="1.0" encoding="utf-8"?>
-<w:ftr xmlns:wpc="http://schemas.microsoft.com/office/word/2010/wordprocessingCanvas" xmlns:cx="http://schemas.microsoft.com/office/drawing/2014/chartex" xmlns:cx1="http://schemas.microsoft.com/office/drawing/2015/9/8/chartex" xmlns:cx2="http://schemas.microsoft.com/office/drawing/2015/10/21/chartex" xmlns:cx3="http://schemas.microsoft.com/office/drawing/2016/5/9/chartex" xmlns:cx4="http://schemas.microsoft.com/office/drawing/2016/5/10/chartex" xmlns:cx5="http://schemas.microsoft.com/office/drawing/2016/5/11/chartex" xmlns:cx6="http://schemas.microsoft.com/office/drawing/2016/5/12/chartex" xmlns:cx7="http://schemas.microsoft.com/office/drawing/2016/5/13/chartex" xmlns:cx8="http://schemas.microsoft.com/office/drawing/2016/5/14/chartex" xmlns:mc="http://schemas.openxmlformats.org/markup-compatibility/2006" xmlns:aink="http://schemas.microsoft.com/office/drawing/2016/ink" xmlns:am3d="http://schemas.microsoft.com/office/drawing/2017/model3d" xmlns:o="urn:schemas-microsoft-com:office:office" xmlns:oel="http://schemas.microsoft.com/office/2019/extlst" xmlns:r="http://schemas.openxmlformats.org/officeDocument/2006/relationships" xmlns:m="http://schemas.openxmlformats.org/officeDocument/2006/math" xmlns:v="urn:schemas-microsoft-com:vml" xmlns:wp14="http://schemas.microsoft.com/office/word/2010/wordprocessingDrawing" xmlns:wp="http://schemas.openxmlformats.org/drawingml/2006/wordprocessingDrawing" xmlns:w10="urn:schemas-microsoft-com:office:word" xmlns:w="http://schemas.openxmlformats.org/wordprocessingml/2006/main" xmlns:w14="http://schemas.microsoft.com/office/word/2010/wordml" xmlns:w15="http://schemas.microsoft.com/office/word/2012/wordml" xmlns:w16cex="http://schemas.microsoft.com/office/word/2018/wordml/cex" xmlns:w16cid="http://schemas.microsoft.com/office/word/2016/wordml/cid" xmlns:w16="http://schemas.microsoft.com/office/word/2018/wordml" xmlns:w16sdtdh="http://schemas.microsoft.com/office/word/2020/wordml/sdtdatahash" xmlns:w16se="http://schemas.microsoft.com/office/word/2015/wordml/symex" xmlns:wpg="http://schemas.microsoft.com/office/word/2010/wordprocessingGroup" xmlns:wpi="http://schemas.microsoft.com/office/word/2010/wordprocessingInk" xmlns:wne="http://schemas.microsoft.com/office/word/2006/wordml" xmlns:wps="http://schemas.microsoft.com/office/word/2010/wordprocessingShape" mc:Ignorable="w14 w15 w16se w16cid w16 w16cex w16sdtdh wp14">
+<w:ftr xmlns:wpc="http://schemas.microsoft.com/office/word/2010/wordprocessingCanvas" xmlns:cx="http://schemas.microsoft.com/office/drawing/2014/chartex" xmlns:cx1="http://schemas.microsoft.com/office/drawing/2015/9/8/chartex" xmlns:cx2="http://schemas.microsoft.com/office/drawing/2015/10/21/chartex" xmlns:cx3="http://schemas.microsoft.com/office/drawing/2016/5/9/chartex" xmlns:cx4="http://schemas.microsoft.com/office/drawing/2016/5/10/chartex" xmlns:cx5="http://schemas.microsoft.com/office/drawing/2016/5/11/chartex" xmlns:cx6="http://schemas.microsoft.com/office/drawing/2016/5/12/chartex" xmlns:cx7="http://schemas.microsoft.com/office/drawing/2016/5/13/chartex" xmlns:cx8="http://schemas.microsoft.com/office/drawing/2016/5/14/chartex" xmlns:mc="http://schemas.openxmlformats.org/markup-compatibility/2006" xmlns:aink="http://schemas.microsoft.com/office/drawing/2016/ink" xmlns:am3d="http://schemas.microsoft.com/office/drawing/2017/model3d" xmlns:o="urn:schemas-microsoft-com:office:office" xmlns:oel="http://schemas.microsoft.com/office/2019/extlst" xmlns:r="http://schemas.openxmlformats.org/officeDocument/2006/relationships" xmlns:m="http://schemas.openxmlformats.org/officeDocument/2006/math" xmlns:v="urn:schemas-microsoft-com:vml" xmlns:wp14="http://schemas.microsoft.com/office/word/2010/wordprocessingDrawing" xmlns:wp="http://schemas.openxmlformats.org/drawingml/2006/wordprocessingDrawing" xmlns:w10="urn:schemas-microsoft-com:office:word" xmlns:w="http://schemas.openxmlformats.org/wordprocessingml/2006/main" xmlns:w14="http://schemas.microsoft.com/office/word/2010/wordml" xmlns:w15="http://schemas.microsoft.com/office/word/2012/wordml" xmlns:w16cex="http://schemas.microsoft.com/office/word/2018/wordml/cex" xmlns:w16cid="http://schemas.microsoft.com/office/word/2016/wordml/cid" xmlns:w16="http://schemas.microsoft.com/office/word/2018/wordml" xmlns:w16du="http://schemas.microsoft.com/office/word/2023/wordml/word16du" xmlns:w16sdtdh="http://schemas.microsoft.com/office/word/2020/wordml/sdtdatahash" xmlns:w16sdtfl="http://schemas.microsoft.com/office/word/2024/wordml/sdtformatlock" xmlns:w16se="http://schemas.microsoft.com/office/word/2015/wordml/symex" xmlns:wpg="http://schemas.microsoft.com/office/word/2010/wordprocessingGroup" xmlns:wpi="http://schemas.microsoft.com/office/word/2010/wordprocessingInk" xmlns:wne="http://schemas.microsoft.com/office/word/2006/wordml" xmlns:wps="http://schemas.microsoft.com/office/word/2010/wordprocessingShape" mc:Ignorable="w14 w15 w16se w16cid w16 w16cex w16sdtdh w16sdtfl w16du wp14">
   <w:p>
     <w:pPr>
       <w:pStyle w:val="Footer"/>
@@ -1173,7 +1254,7 @@
 </file>
 
 <file path=word/footer3.xml><?xml version="1.0" encoding="utf-8"?>
-<w:ftr xmlns:wpc="http://schemas.microsoft.com/office/word/2010/wordprocessingCanvas" xmlns:cx="http://schemas.microsoft.com/office/drawing/2014/chartex" xmlns:cx1="http://schemas.microsoft.com/office/drawing/2015/9/8/chartex" xmlns:cx2="http://schemas.microsoft.com/office/drawing/2015/10/21/chartex" xmlns:cx3="http://schemas.microsoft.com/office/drawing/2016/5/9/chartex" xmlns:cx4="http://schemas.microsoft.com/office/drawing/2016/5/10/chartex" xmlns:cx5="http://schemas.microsoft.com/office/drawing/2016/5/11/chartex" xmlns:cx6="http://schemas.microsoft.com/office/drawing/2016/5/12/chartex" xmlns:cx7="http://schemas.microsoft.com/office/drawing/2016/5/13/chartex" xmlns:cx8="http://schemas.microsoft.com/office/drawing/2016/5/14/chartex" xmlns:mc="http://schemas.openxmlformats.org/markup-compatibility/2006" xmlns:aink="http://schemas.microsoft.com/office/drawing/2016/ink" xmlns:am3d="http://schemas.microsoft.com/office/drawing/2017/model3d" xmlns:o="urn:schemas-microsoft-com:office:office" xmlns:oel="http://schemas.microsoft.com/office/2019/extlst" xmlns:r="http://schemas.openxmlformats.org/officeDocument/2006/relationships" xmlns:m="http://schemas.openxmlformats.org/officeDocument/2006/math" xmlns:v="urn:schemas-microsoft-com:vml" xmlns:wp14="http://schemas.microsoft.com/office/word/2010/wordprocessingDrawing" xmlns:wp="http://schemas.openxmlformats.org/drawingml/2006/wordprocessingDrawing" xmlns:w10="urn:schemas-microsoft-com:office:word" xmlns:w="http://schemas.openxmlformats.org/wordprocessingml/2006/main" xmlns:w14="http://schemas.microsoft.com/office/word/2010/wordml" xmlns:w15="http://schemas.microsoft.com/office/word/2012/wordml" xmlns:w16cex="http://schemas.microsoft.com/office/word/2018/wordml/cex" xmlns:w16cid="http://schemas.microsoft.com/office/word/2016/wordml/cid" xmlns:w16="http://schemas.microsoft.com/office/word/2018/wordml" xmlns:w16sdtdh="http://schemas.microsoft.com/office/word/2020/wordml/sdtdatahash" xmlns:w16se="http://schemas.microsoft.com/office/word/2015/wordml/symex" xmlns:wpg="http://schemas.microsoft.com/office/word/2010/wordprocessingGroup" xmlns:wpi="http://schemas.microsoft.com/office/word/2010/wordprocessingInk" xmlns:wne="http://schemas.microsoft.com/office/word/2006/wordml" xmlns:wps="http://schemas.microsoft.com/office/word/2010/wordprocessingShape" mc:Ignorable="w14 w15 w16se w16cid w16 w16cex w16sdtdh wp14">
+<w:ftr xmlns:wpc="http://schemas.microsoft.com/office/word/2010/wordprocessingCanvas" xmlns:cx="http://schemas.microsoft.com/office/drawing/2014/chartex" xmlns:cx1="http://schemas.microsoft.com/office/drawing/2015/9/8/chartex" xmlns:cx2="http://schemas.microsoft.com/office/drawing/2015/10/21/chartex" xmlns:cx3="http://schemas.microsoft.com/office/drawing/2016/5/9/chartex" xmlns:cx4="http://schemas.microsoft.com/office/drawing/2016/5/10/chartex" xmlns:cx5="http://schemas.microsoft.com/office/drawing/2016/5/11/chartex" xmlns:cx6="http://schemas.microsoft.com/office/drawing/2016/5/12/chartex" xmlns:cx7="http://schemas.microsoft.com/office/drawing/2016/5/13/chartex" xmlns:cx8="http://schemas.microsoft.com/office/drawing/2016/5/14/chartex" xmlns:mc="http://schemas.openxmlformats.org/markup-compatibility/2006" xmlns:aink="http://schemas.microsoft.com/office/drawing/2016/ink" xmlns:am3d="http://schemas.microsoft.com/office/drawing/2017/model3d" xmlns:o="urn:schemas-microsoft-com:office:office" xmlns:oel="http://schemas.microsoft.com/office/2019/extlst" xmlns:r="http://schemas.openxmlformats.org/officeDocument/2006/relationships" xmlns:m="http://schemas.openxmlformats.org/officeDocument/2006/math" xmlns:v="urn:schemas-microsoft-com:vml" xmlns:wp14="http://schemas.microsoft.com/office/word/2010/wordprocessingDrawing" xmlns:wp="http://schemas.openxmlformats.org/drawingml/2006/wordprocessingDrawing" xmlns:w10="urn:schemas-microsoft-com:office:word" xmlns:w="http://schemas.openxmlformats.org/wordprocessingml/2006/main" xmlns:w14="http://schemas.microsoft.com/office/word/2010/wordml" xmlns:w15="http://schemas.microsoft.com/office/word/2012/wordml" xmlns:w16cex="http://schemas.microsoft.com/office/word/2018/wordml/cex" xmlns:w16cid="http://schemas.microsoft.com/office/word/2016/wordml/cid" xmlns:w16="http://schemas.microsoft.com/office/word/2018/wordml" xmlns:w16du="http://schemas.microsoft.com/office/word/2023/wordml/word16du" xmlns:w16sdtdh="http://schemas.microsoft.com/office/word/2020/wordml/sdtdatahash" xmlns:w16sdtfl="http://schemas.microsoft.com/office/word/2024/wordml/sdtformatlock" xmlns:w16se="http://schemas.microsoft.com/office/word/2015/wordml/symex" xmlns:wpg="http://schemas.microsoft.com/office/word/2010/wordprocessingGroup" xmlns:wpi="http://schemas.microsoft.com/office/word/2010/wordprocessingInk" xmlns:wne="http://schemas.microsoft.com/office/word/2006/wordml" xmlns:wps="http://schemas.microsoft.com/office/word/2010/wordprocessingShape" mc:Ignorable="w14 w15 w16se w16cid w16 w16cex w16sdtdh w16sdtfl w16du wp14">
   <w:p>
     <w:pPr>
       <w:pStyle w:val="Footer"/>
@@ -1183,7 +1264,7 @@
 </file>
 
 <file path=word/footnotes.xml><?xml version="1.0" encoding="utf-8"?>
-<w:footnotes xmlns:wpc="http://schemas.microsoft.com/office/word/2010/wordprocessingCanvas" xmlns:cx="http://schemas.microsoft.com/office/drawing/2014/chartex" xmlns:cx1="http://schemas.microsoft.com/office/drawing/2015/9/8/chartex" xmlns:cx2="http://schemas.microsoft.com/office/drawing/2015/10/21/chartex" xmlns:cx3="http://schemas.microsoft.com/office/drawing/2016/5/9/chartex" xmlns:cx4="http://schemas.microsoft.com/office/drawing/2016/5/10/chartex" xmlns:cx5="http://schemas.microsoft.com/office/drawing/2016/5/11/chartex" xmlns:cx6="http://schemas.microsoft.com/office/drawing/2016/5/12/chartex" xmlns:cx7="http://schemas.microsoft.com/office/drawing/2016/5/13/chartex" xmlns:cx8="http://schemas.microsoft.com/office/drawing/2016/5/14/chartex" xmlns:mc="http://schemas.openxmlformats.org/markup-compatibility/2006" xmlns:aink="http://schemas.microsoft.com/office/drawing/2016/ink" xmlns:am3d="http://schemas.microsoft.com/office/drawing/2017/model3d" xmlns:o="urn:schemas-microsoft-com:office:office" xmlns:oel="http://schemas.microsoft.com/office/2019/extlst" xmlns:r="http://schemas.openxmlformats.org/officeDocument/2006/relationships" xmlns:m="http://schemas.openxmlformats.org/officeDocument/2006/math" xmlns:v="urn:schemas-microsoft-com:vml" xmlns:wp14="http://schemas.microsoft.com/office/word/2010/wordprocessingDrawing" xmlns:wp="http://schemas.openxmlformats.org/drawingml/2006/wordprocessingDrawing" xmlns:w10="urn:schemas-microsoft-com:office:word" xmlns:w="http://schemas.openxmlformats.org/wordprocessingml/2006/main" xmlns:w14="http://schemas.microsoft.com/office/word/2010/wordml" xmlns:w15="http://schemas.microsoft.com/office/word/2012/wordml" xmlns:w16cex="http://schemas.microsoft.com/office/word/2018/wordml/cex" xmlns:w16cid="http://schemas.microsoft.com/office/word/2016/wordml/cid" xmlns:w16="http://schemas.microsoft.com/office/word/2018/wordml" xmlns:w16sdtdh="http://schemas.microsoft.com/office/word/2020/wordml/sdtdatahash" xmlns:w16se="http://schemas.microsoft.com/office/word/2015/wordml/symex" xmlns:wpg="http://schemas.microsoft.com/office/word/2010/wordprocessingGroup" xmlns:wpi="http://schemas.microsoft.com/office/word/2010/wordprocessingInk" xmlns:wne="http://schemas.microsoft.com/office/word/2006/wordml" xmlns:wps="http://schemas.microsoft.com/office/word/2010/wordprocessingShape" mc:Ignorable="w14 w15 w16se w16cid w16 w16cex w16sdtdh wp14">
+<w:footnotes xmlns:wpc="http://schemas.microsoft.com/office/word/2010/wordprocessingCanvas" xmlns:cx="http://schemas.microsoft.com/office/drawing/2014/chartex" xmlns:cx1="http://schemas.microsoft.com/office/drawing/2015/9/8/chartex" xmlns:cx2="http://schemas.microsoft.com/office/drawing/2015/10/21/chartex" xmlns:cx3="http://schemas.microsoft.com/office/drawing/2016/5/9/chartex" xmlns:cx4="http://schemas.microsoft.com/office/drawing/2016/5/10/chartex" xmlns:cx5="http://schemas.microsoft.com/office/drawing/2016/5/11/chartex" xmlns:cx6="http://schemas.microsoft.com/office/drawing/2016/5/12/chartex" xmlns:cx7="http://schemas.microsoft.com/office/drawing/2016/5/13/chartex" xmlns:cx8="http://schemas.microsoft.com/office/drawing/2016/5/14/chartex" xmlns:mc="http://schemas.openxmlformats.org/markup-compatibility/2006" xmlns:aink="http://schemas.microsoft.com/office/drawing/2016/ink" xmlns:am3d="http://schemas.microsoft.com/office/drawing/2017/model3d" xmlns:o="urn:schemas-microsoft-com:office:office" xmlns:oel="http://schemas.microsoft.com/office/2019/extlst" xmlns:r="http://schemas.openxmlformats.org/officeDocument/2006/relationships" xmlns:m="http://schemas.openxmlformats.org/officeDocument/2006/math" xmlns:v="urn:schemas-microsoft-com:vml" xmlns:wp14="http://schemas.microsoft.com/office/word/2010/wordprocessingDrawing" xmlns:wp="http://schemas.openxmlformats.org/drawingml/2006/wordprocessingDrawing" xmlns:w10="urn:schemas-microsoft-com:office:word" xmlns:w="http://schemas.openxmlformats.org/wordprocessingml/2006/main" xmlns:w14="http://schemas.microsoft.com/office/word/2010/wordml" xmlns:w15="http://schemas.microsoft.com/office/word/2012/wordml" xmlns:w16cex="http://schemas.microsoft.com/office/word/2018/wordml/cex" xmlns:w16cid="http://schemas.microsoft.com/office/word/2016/wordml/cid" xmlns:w16="http://schemas.microsoft.com/office/word/2018/wordml" xmlns:w16du="http://schemas.microsoft.com/office/word/2023/wordml/word16du" xmlns:w16sdtdh="http://schemas.microsoft.com/office/word/2020/wordml/sdtdatahash" xmlns:w16sdtfl="http://schemas.microsoft.com/office/word/2024/wordml/sdtformatlock" xmlns:w16se="http://schemas.microsoft.com/office/word/2015/wordml/symex" xmlns:wpg="http://schemas.microsoft.com/office/word/2010/wordprocessingGroup" xmlns:wpi="http://schemas.microsoft.com/office/word/2010/wordprocessingInk" xmlns:wne="http://schemas.microsoft.com/office/word/2006/wordml" xmlns:wps="http://schemas.microsoft.com/office/word/2010/wordprocessingShape" mc:Ignorable="w14 w15 w16se w16cid w16 w16cex w16sdtdh w16sdtfl w16du wp14">
   <w:footnote w:type="separator" w:id="-1">
     <w:p>
       <w:pPr>
@@ -1208,7 +1289,7 @@
 </file>
 
 <file path=word/header1.xml><?xml version="1.0" encoding="utf-8"?>
-<w:hdr xmlns:wpc="http://schemas.microsoft.com/office/word/2010/wordprocessingCanvas" xmlns:cx="http://schemas.microsoft.com/office/drawing/2014/chartex" xmlns:cx1="http://schemas.microsoft.com/office/drawing/2015/9/8/chartex" xmlns:cx2="http://schemas.microsoft.com/office/drawing/2015/10/21/chartex" xmlns:cx3="http://schemas.microsoft.com/office/drawing/2016/5/9/chartex" xmlns:cx4="http://schemas.microsoft.com/office/drawing/2016/5/10/chartex" xmlns:cx5="http://schemas.microsoft.com/office/drawing/2016/5/11/chartex" xmlns:cx6="http://schemas.microsoft.com/office/drawing/2016/5/12/chartex" xmlns:cx7="http://schemas.microsoft.com/office/drawing/2016/5/13/chartex" xmlns:cx8="http://schemas.microsoft.com/office/drawing/2016/5/14/chartex" xmlns:mc="http://schemas.openxmlformats.org/markup-compatibility/2006" xmlns:aink="http://schemas.microsoft.com/office/drawing/2016/ink" xmlns:am3d="http://schemas.microsoft.com/office/drawing/2017/model3d" xmlns:o="urn:schemas-microsoft-com:office:office" xmlns:oel="http://schemas.microsoft.com/office/2019/extlst" xmlns:r="http://schemas.openxmlformats.org/officeDocument/2006/relationships" xmlns:m="http://schemas.openxmlformats.org/officeDocument/2006/math" xmlns:v="urn:schemas-microsoft-com:vml" xmlns:wp14="http://schemas.microsoft.com/office/word/2010/wordprocessingDrawing" xmlns:wp="http://schemas.openxmlformats.org/drawingml/2006/wordprocessingDrawing" xmlns:w10="urn:schemas-microsoft-com:office:word" xmlns:w="http://schemas.openxmlformats.org/wordprocessingml/2006/main" xmlns:w14="http://schemas.microsoft.com/office/word/2010/wordml" xmlns:w15="http://schemas.microsoft.com/office/word/2012/wordml" xmlns:w16cex="http://schemas.microsoft.com/office/word/2018/wordml/cex" xmlns:w16cid="http://schemas.microsoft.com/office/word/2016/wordml/cid" xmlns:w16="http://schemas.microsoft.com/office/word/2018/wordml" xmlns:w16sdtdh="http://schemas.microsoft.com/office/word/2020/wordml/sdtdatahash" xmlns:w16se="http://schemas.microsoft.com/office/word/2015/wordml/symex" xmlns:wpg="http://schemas.microsoft.com/office/word/2010/wordprocessingGroup" xmlns:wpi="http://schemas.microsoft.com/office/word/2010/wordprocessingInk" xmlns:wne="http://schemas.microsoft.com/office/word/2006/wordml" xmlns:wps="http://schemas.microsoft.com/office/word/2010/wordprocessingShape" mc:Ignorable="w14 w15 w16se w16cid w16 w16cex w16sdtdh wp14">
+<w:hdr xmlns:wpc="http://schemas.microsoft.com/office/word/2010/wordprocessingCanvas" xmlns:cx="http://schemas.microsoft.com/office/drawing/2014/chartex" xmlns:cx1="http://schemas.microsoft.com/office/drawing/2015/9/8/chartex" xmlns:cx2="http://schemas.microsoft.com/office/drawing/2015/10/21/chartex" xmlns:cx3="http://schemas.microsoft.com/office/drawing/2016/5/9/chartex" xmlns:cx4="http://schemas.microsoft.com/office/drawing/2016/5/10/chartex" xmlns:cx5="http://schemas.microsoft.com/office/drawing/2016/5/11/chartex" xmlns:cx6="http://schemas.microsoft.com/office/drawing/2016/5/12/chartex" xmlns:cx7="http://schemas.microsoft.com/office/drawing/2016/5/13/chartex" xmlns:cx8="http://schemas.microsoft.com/office/drawing/2016/5/14/chartex" xmlns:mc="http://schemas.openxmlformats.org/markup-compatibility/2006" xmlns:aink="http://schemas.microsoft.com/office/drawing/2016/ink" xmlns:am3d="http://schemas.microsoft.com/office/drawing/2017/model3d" xmlns:o="urn:schemas-microsoft-com:office:office" xmlns:oel="http://schemas.microsoft.com/office/2019/extlst" xmlns:r="http://schemas.openxmlformats.org/officeDocument/2006/relationships" xmlns:m="http://schemas.openxmlformats.org/officeDocument/2006/math" xmlns:v="urn:schemas-microsoft-com:vml" xmlns:wp14="http://schemas.microsoft.com/office/word/2010/wordprocessingDrawing" xmlns:wp="http://schemas.openxmlformats.org/drawingml/2006/wordprocessingDrawing" xmlns:w10="urn:schemas-microsoft-com:office:word" xmlns:w="http://schemas.openxmlformats.org/wordprocessingml/2006/main" xmlns:w14="http://schemas.microsoft.com/office/word/2010/wordml" xmlns:w15="http://schemas.microsoft.com/office/word/2012/wordml" xmlns:w16cex="http://schemas.microsoft.com/office/word/2018/wordml/cex" xmlns:w16cid="http://schemas.microsoft.com/office/word/2016/wordml/cid" xmlns:w16="http://schemas.microsoft.com/office/word/2018/wordml" xmlns:w16du="http://schemas.microsoft.com/office/word/2023/wordml/word16du" xmlns:w16sdtdh="http://schemas.microsoft.com/office/word/2020/wordml/sdtdatahash" xmlns:w16sdtfl="http://schemas.microsoft.com/office/word/2024/wordml/sdtformatlock" xmlns:w16se="http://schemas.microsoft.com/office/word/2015/wordml/symex" xmlns:wpg="http://schemas.microsoft.com/office/word/2010/wordprocessingGroup" xmlns:wpi="http://schemas.microsoft.com/office/word/2010/wordprocessingInk" xmlns:wne="http://schemas.microsoft.com/office/word/2006/wordml" xmlns:wps="http://schemas.microsoft.com/office/word/2010/wordprocessingShape" mc:Ignorable="w14 w15 w16se w16cid w16 w16cex w16sdtdh w16sdtfl w16du wp14">
   <w:p>
     <w:pPr>
       <w:pStyle w:val="Header"/>
@@ -1218,7 +1299,7 @@
 </file>
 
 <file path=word/header2.xml><?xml version="1.0" encoding="utf-8"?>
-<w:hdr xmlns:wpc="http://schemas.microsoft.com/office/word/2010/wordprocessingCanvas" xmlns:cx="http://schemas.microsoft.com/office/drawing/2014/chartex" xmlns:cx1="http://schemas.microsoft.com/office/drawing/2015/9/8/chartex" xmlns:cx2="http://schemas.microsoft.com/office/drawing/2015/10/21/chartex" xmlns:cx3="http://schemas.microsoft.com/office/drawing/2016/5/9/chartex" xmlns:cx4="http://schemas.microsoft.com/office/drawing/2016/5/10/chartex" xmlns:cx5="http://schemas.microsoft.com/office/drawing/2016/5/11/chartex" xmlns:cx6="http://schemas.microsoft.com/office/drawing/2016/5/12/chartex" xmlns:cx7="http://schemas.microsoft.com/office/drawing/2016/5/13/chartex" xmlns:cx8="http://schemas.microsoft.com/office/drawing/2016/5/14/chartex" xmlns:mc="http://schemas.openxmlformats.org/markup-compatibility/2006" xmlns:aink="http://schemas.microsoft.com/office/drawing/2016/ink" xmlns:am3d="http://schemas.microsoft.com/office/drawing/2017/model3d" xmlns:o="urn:schemas-microsoft-com:office:office" xmlns:oel="http://schemas.microsoft.com/office/2019/extlst" xmlns:r="http://schemas.openxmlformats.org/officeDocument/2006/relationships" xmlns:m="http://schemas.openxmlformats.org/officeDocument/2006/math" xmlns:v="urn:schemas-microsoft-com:vml" xmlns:wp14="http://schemas.microsoft.com/office/word/2010/wordprocessingDrawing" xmlns:wp="http://schemas.openxmlformats.org/drawingml/2006/wordprocessingDrawing" xmlns:w10="urn:schemas-microsoft-com:office:word" xmlns:w="http://schemas.openxmlformats.org/wordprocessingml/2006/main" xmlns:w14="http://schemas.microsoft.com/office/word/2010/wordml" xmlns:w15="http://schemas.microsoft.com/office/word/2012/wordml" xmlns:w16cex="http://schemas.microsoft.com/office/word/2018/wordml/cex" xmlns:w16cid="http://schemas.microsoft.com/office/word/2016/wordml/cid" xmlns:w16="http://schemas.microsoft.com/office/word/2018/wordml" xmlns:w16sdtdh="http://schemas.microsoft.com/office/word/2020/wordml/sdtdatahash" xmlns:w16se="http://schemas.microsoft.com/office/word/2015/wordml/symex" xmlns:wpg="http://schemas.microsoft.com/office/word/2010/wordprocessingGroup" xmlns:wpi="http://schemas.microsoft.com/office/word/2010/wordprocessingInk" xmlns:wne="http://schemas.microsoft.com/office/word/2006/wordml" xmlns:wps="http://schemas.microsoft.com/office/word/2010/wordprocessingShape" mc:Ignorable="w14 w15 w16se w16cid w16 w16cex w16sdtdh wp14">
+<w:hdr xmlns:wpc="http://schemas.microsoft.com/office/word/2010/wordprocessingCanvas" xmlns:cx="http://schemas.microsoft.com/office/drawing/2014/chartex" xmlns:cx1="http://schemas.microsoft.com/office/drawing/2015/9/8/chartex" xmlns:cx2="http://schemas.microsoft.com/office/drawing/2015/10/21/chartex" xmlns:cx3="http://schemas.microsoft.com/office/drawing/2016/5/9/chartex" xmlns:cx4="http://schemas.microsoft.com/office/drawing/2016/5/10/chartex" xmlns:cx5="http://schemas.microsoft.com/office/drawing/2016/5/11/chartex" xmlns:cx6="http://schemas.microsoft.com/office/drawing/2016/5/12/chartex" xmlns:cx7="http://schemas.microsoft.com/office/drawing/2016/5/13/chartex" xmlns:cx8="http://schemas.microsoft.com/office/drawing/2016/5/14/chartex" xmlns:mc="http://schemas.openxmlformats.org/markup-compatibility/2006" xmlns:aink="http://schemas.microsoft.com/office/drawing/2016/ink" xmlns:am3d="http://schemas.microsoft.com/office/drawing/2017/model3d" xmlns:o="urn:schemas-microsoft-com:office:office" xmlns:oel="http://schemas.microsoft.com/office/2019/extlst" xmlns:r="http://schemas.openxmlformats.org/officeDocument/2006/relationships" xmlns:m="http://schemas.openxmlformats.org/officeDocument/2006/math" xmlns:v="urn:schemas-microsoft-com:vml" xmlns:wp14="http://schemas.microsoft.com/office/word/2010/wordprocessingDrawing" xmlns:wp="http://schemas.openxmlformats.org/drawingml/2006/wordprocessingDrawing" xmlns:w10="urn:schemas-microsoft-com:office:word" xmlns:w="http://schemas.openxmlformats.org/wordprocessingml/2006/main" xmlns:w14="http://schemas.microsoft.com/office/word/2010/wordml" xmlns:w15="http://schemas.microsoft.com/office/word/2012/wordml" xmlns:w16cex="http://schemas.microsoft.com/office/word/2018/wordml/cex" xmlns:w16cid="http://schemas.microsoft.com/office/word/2016/wordml/cid" xmlns:w16="http://schemas.microsoft.com/office/word/2018/wordml" xmlns:w16du="http://schemas.microsoft.com/office/word/2023/wordml/word16du" xmlns:w16sdtdh="http://schemas.microsoft.com/office/word/2020/wordml/sdtdatahash" xmlns:w16sdtfl="http://schemas.microsoft.com/office/word/2024/wordml/sdtformatlock" xmlns:w16se="http://schemas.microsoft.com/office/word/2015/wordml/symex" xmlns:wpg="http://schemas.microsoft.com/office/word/2010/wordprocessingGroup" xmlns:wpi="http://schemas.microsoft.com/office/word/2010/wordprocessingInk" xmlns:wne="http://schemas.microsoft.com/office/word/2006/wordml" xmlns:wps="http://schemas.microsoft.com/office/word/2010/wordprocessingShape" mc:Ignorable="w14 w15 w16se w16cid w16 w16cex w16sdtdh w16sdtfl w16du wp14">
   <w:p>
     <w:pPr>
       <w:pStyle w:val="Header"/>
@@ -1229,7 +1310,7 @@
 </file>
 
 <file path=word/header3.xml><?xml version="1.0" encoding="utf-8"?>
-<w:hdr xmlns:wpc="http://schemas.microsoft.com/office/word/2010/wordprocessingCanvas" xmlns:cx="http://schemas.microsoft.com/office/drawing/2014/chartex" xmlns:cx1="http://schemas.microsoft.com/office/drawing/2015/9/8/chartex" xmlns:cx2="http://schemas.microsoft.com/office/drawing/2015/10/21/chartex" xmlns:cx3="http://schemas.microsoft.com/office/drawing/2016/5/9/chartex" xmlns:cx4="http://schemas.microsoft.com/office/drawing/2016/5/10/chartex" xmlns:cx5="http://schemas.microsoft.com/office/drawing/2016/5/11/chartex" xmlns:cx6="http://schemas.microsoft.com/office/drawing/2016/5/12/chartex" xmlns:cx7="http://schemas.microsoft.com/office/drawing/2016/5/13/chartex" xmlns:cx8="http://schemas.microsoft.com/office/drawing/2016/5/14/chartex" xmlns:mc="http://schemas.openxmlformats.org/markup-compatibility/2006" xmlns:aink="http://schemas.microsoft.com/office/drawing/2016/ink" xmlns:am3d="http://schemas.microsoft.com/office/drawing/2017/model3d" xmlns:o="urn:schemas-microsoft-com:office:office" xmlns:oel="http://schemas.microsoft.com/office/2019/extlst" xmlns:r="http://schemas.openxmlformats.org/officeDocument/2006/relationships" xmlns:m="http://schemas.openxmlformats.org/officeDocument/2006/math" xmlns:v="urn:schemas-microsoft-com:vml" xmlns:wp14="http://schemas.microsoft.com/office/word/2010/wordprocessingDrawing" xmlns:wp="http://schemas.openxmlformats.org/drawingml/2006/wordprocessingDrawing" xmlns:w10="urn:schemas-microsoft-com:office:word" xmlns:w="http://schemas.openxmlformats.org/wordprocessingml/2006/main" xmlns:w14="http://schemas.microsoft.com/office/word/2010/wordml" xmlns:w15="http://schemas.microsoft.com/office/word/2012/wordml" xmlns:w16cex="http://schemas.microsoft.com/office/word/2018/wordml/cex" xmlns:w16cid="http://schemas.microsoft.com/office/word/2016/wordml/cid" xmlns:w16="http://schemas.microsoft.com/office/word/2018/wordml" xmlns:w16sdtdh="http://schemas.microsoft.com/office/word/2020/wordml/sdtdatahash" xmlns:w16se="http://schemas.microsoft.com/office/word/2015/wordml/symex" xmlns:wpg="http://schemas.microsoft.com/office/word/2010/wordprocessingGroup" xmlns:wpi="http://schemas.microsoft.com/office/word/2010/wordprocessingInk" xmlns:wne="http://schemas.microsoft.com/office/word/2006/wordml" xmlns:wps="http://schemas.microsoft.com/office/word/2010/wordprocessingShape" mc:Ignorable="w14 w15 w16se w16cid w16 w16cex w16sdtdh wp14">
+<w:hdr xmlns:wpc="http://schemas.microsoft.com/office/word/2010/wordprocessingCanvas" xmlns:cx="http://schemas.microsoft.com/office/drawing/2014/chartex" xmlns:cx1="http://schemas.microsoft.com/office/drawing/2015/9/8/chartex" xmlns:cx2="http://schemas.microsoft.com/office/drawing/2015/10/21/chartex" xmlns:cx3="http://schemas.microsoft.com/office/drawing/2016/5/9/chartex" xmlns:cx4="http://schemas.microsoft.com/office/drawing/2016/5/10/chartex" xmlns:cx5="http://schemas.microsoft.com/office/drawing/2016/5/11/chartex" xmlns:cx6="http://schemas.microsoft.com/office/drawing/2016/5/12/chartex" xmlns:cx7="http://schemas.microsoft.com/office/drawing/2016/5/13/chartex" xmlns:cx8="http://schemas.microsoft.com/office/drawing/2016/5/14/chartex" xmlns:mc="http://schemas.openxmlformats.org/markup-compatibility/2006" xmlns:aink="http://schemas.microsoft.com/office/drawing/2016/ink" xmlns:am3d="http://schemas.microsoft.com/office/drawing/2017/model3d" xmlns:o="urn:schemas-microsoft-com:office:office" xmlns:oel="http://schemas.microsoft.com/office/2019/extlst" xmlns:r="http://schemas.openxmlformats.org/officeDocument/2006/relationships" xmlns:m="http://schemas.openxmlformats.org/officeDocument/2006/math" xmlns:v="urn:schemas-microsoft-com:vml" xmlns:wp14="http://schemas.microsoft.com/office/word/2010/wordprocessingDrawing" xmlns:wp="http://schemas.openxmlformats.org/drawingml/2006/wordprocessingDrawing" xmlns:w10="urn:schemas-microsoft-com:office:word" xmlns:w="http://schemas.openxmlformats.org/wordprocessingml/2006/main" xmlns:w14="http://schemas.microsoft.com/office/word/2010/wordml" xmlns:w15="http://schemas.microsoft.com/office/word/2012/wordml" xmlns:w16cex="http://schemas.microsoft.com/office/word/2018/wordml/cex" xmlns:w16cid="http://schemas.microsoft.com/office/word/2016/wordml/cid" xmlns:w16="http://schemas.microsoft.com/office/word/2018/wordml" xmlns:w16du="http://schemas.microsoft.com/office/word/2023/wordml/word16du" xmlns:w16sdtdh="http://schemas.microsoft.com/office/word/2020/wordml/sdtdatahash" xmlns:w16sdtfl="http://schemas.microsoft.com/office/word/2024/wordml/sdtformatlock" xmlns:w16se="http://schemas.microsoft.com/office/word/2015/wordml/symex" xmlns:wpg="http://schemas.microsoft.com/office/word/2010/wordprocessingGroup" xmlns:wpi="http://schemas.microsoft.com/office/word/2010/wordprocessingInk" xmlns:wne="http://schemas.microsoft.com/office/word/2006/wordml" xmlns:wps="http://schemas.microsoft.com/office/word/2010/wordprocessingShape" mc:Ignorable="w14 w15 w16se w16cid w16 w16cex w16sdtdh w16sdtfl w16du wp14">
   <w:p>
     <w:pPr>
       <w:pStyle w:val="Header"/>
@@ -1238,7 +1319,7 @@
     <w:r>
       <w:tab/>
       <w:tab/>
-      <w:t>2026-06-17</w:t>
+      <w:t>2026-06-18</w:t>
       <w:br/>
       <w:br/>
     </w:r>
@@ -1255,7 +1336,7 @@
 </file>
 
 <file path=word/numbering.xml><?xml version="1.0" encoding="utf-8"?>
-<w:numbering xmlns:wpc="http://schemas.microsoft.com/office/word/2010/wordprocessingCanvas" xmlns:cx="http://schemas.microsoft.com/office/drawing/2014/chartex" xmlns:cx1="http://schemas.microsoft.com/office/drawing/2015/9/8/chartex" xmlns:cx2="http://schemas.microsoft.com/office/drawing/2015/10/21/chartex" xmlns:cx3="http://schemas.microsoft.com/office/drawing/2016/5/9/chartex" xmlns:cx4="http://schemas.microsoft.com/office/drawing/2016/5/10/chartex" xmlns:cx5="http://schemas.microsoft.com/office/drawing/2016/5/11/chartex" xmlns:cx6="http://schemas.microsoft.com/office/drawing/2016/5/12/chartex" xmlns:cx7="http://schemas.microsoft.com/office/drawing/2016/5/13/chartex" xmlns:cx8="http://schemas.microsoft.com/office/drawing/2016/5/14/chartex" xmlns:mc="http://schemas.openxmlformats.org/markup-compatibility/2006" xmlns:aink="http://schemas.microsoft.com/office/drawing/2016/ink" xmlns:am3d="http://schemas.microsoft.com/office/drawing/2017/model3d" xmlns:o="urn:schemas-microsoft-com:office:office" xmlns:oel="http://schemas.microsoft.com/office/2019/extlst" xmlns:r="http://schemas.openxmlformats.org/officeDocument/2006/relationships" xmlns:m="http://schemas.openxmlformats.org/officeDocument/2006/math" xmlns:v="urn:schemas-microsoft-com:vml" xmlns:wp14="http://schemas.microsoft.com/office/word/2010/wordprocessingDrawing" xmlns:wp="http://schemas.openxmlformats.org/drawingml/2006/wordprocessingDrawing" xmlns:w10="urn:schemas-microsoft-com:office:word" xmlns:w="http://schemas.openxmlformats.org/wordprocessingml/2006/main" xmlns:w14="http://schemas.microsoft.com/office/word/2010/wordml" xmlns:w15="http://schemas.microsoft.com/office/word/2012/wordml" xmlns:w16cex="http://schemas.microsoft.com/office/word/2018/wordml/cex" xmlns:w16cid="http://schemas.microsoft.com/office/word/2016/wordml/cid" xmlns:w16="http://schemas.microsoft.com/office/word/2018/wordml" xmlns:w16sdtdh="http://schemas.microsoft.com/office/word/2020/wordml/sdtdatahash" xmlns:w16se="http://schemas.microsoft.com/office/word/2015/wordml/symex" xmlns:wpg="http://schemas.microsoft.com/office/word/2010/wordprocessingGroup" xmlns:wpi="http://schemas.microsoft.com/office/word/2010/wordprocessingInk" xmlns:wne="http://schemas.microsoft.com/office/word/2006/wordml" xmlns:wps="http://schemas.microsoft.com/office/word/2010/wordprocessingShape" mc:Ignorable="w14 w15 w16se w16cid w16 w16cex w16sdtdh wp14">
+<w:numbering xmlns:wpc="http://schemas.microsoft.com/office/word/2010/wordprocessingCanvas" xmlns:cx="http://schemas.microsoft.com/office/drawing/2014/chartex" xmlns:cx1="http://schemas.microsoft.com/office/drawing/2015/9/8/chartex" xmlns:cx2="http://schemas.microsoft.com/office/drawing/2015/10/21/chartex" xmlns:cx3="http://schemas.microsoft.com/office/drawing/2016/5/9/chartex" xmlns:cx4="http://schemas.microsoft.com/office/drawing/2016/5/10/chartex" xmlns:cx5="http://schemas.microsoft.com/office/drawing/2016/5/11/chartex" xmlns:cx6="http://schemas.microsoft.com/office/drawing/2016/5/12/chartex" xmlns:cx7="http://schemas.microsoft.com/office/drawing/2016/5/13/chartex" xmlns:cx8="http://schemas.microsoft.com/office/drawing/2016/5/14/chartex" xmlns:mc="http://schemas.openxmlformats.org/markup-compatibility/2006" xmlns:aink="http://schemas.microsoft.com/office/drawing/2016/ink" xmlns:am3d="http://schemas.microsoft.com/office/drawing/2017/model3d" xmlns:o="urn:schemas-microsoft-com:office:office" xmlns:oel="http://schemas.microsoft.com/office/2019/extlst" xmlns:r="http://schemas.openxmlformats.org/officeDocument/2006/relationships" xmlns:m="http://schemas.openxmlformats.org/officeDocument/2006/math" xmlns:v="urn:schemas-microsoft-com:vml" xmlns:wp14="http://schemas.microsoft.com/office/word/2010/wordprocessingDrawing" xmlns:wp="http://schemas.openxmlformats.org/drawingml/2006/wordprocessingDrawing" xmlns:w10="urn:schemas-microsoft-com:office:word" xmlns:w="http://schemas.openxmlformats.org/wordprocessingml/2006/main" xmlns:w14="http://schemas.microsoft.com/office/word/2010/wordml" xmlns:w15="http://schemas.microsoft.com/office/word/2012/wordml" xmlns:w16cex="http://schemas.microsoft.com/office/word/2018/wordml/cex" xmlns:w16cid="http://schemas.microsoft.com/office/word/2016/wordml/cid" xmlns:w16="http://schemas.microsoft.com/office/word/2018/wordml" xmlns:w16du="http://schemas.microsoft.com/office/word/2023/wordml/word16du" xmlns:w16sdtdh="http://schemas.microsoft.com/office/word/2020/wordml/sdtdatahash" xmlns:w16sdtfl="http://schemas.microsoft.com/office/word/2024/wordml/sdtformatlock" xmlns:w16se="http://schemas.microsoft.com/office/word/2015/wordml/symex" xmlns:wpg="http://schemas.microsoft.com/office/word/2010/wordprocessingGroup" xmlns:wpi="http://schemas.microsoft.com/office/word/2010/wordprocessingInk" xmlns:wne="http://schemas.microsoft.com/office/word/2006/wordml" xmlns:wps="http://schemas.microsoft.com/office/word/2010/wordprocessingShape" mc:Ignorable="w14 w15 w16se w16cid w16 w16cex w16sdtdh w16sdtfl w16du wp14">
   <w:abstractNum w:abstractNumId="0" w15:restartNumberingAfterBreak="0">
     <w:nsid w:val="FFFFFF7C"/>
     <w:multiLevelType w:val="singleLevel"/>
@@ -1458,7 +1539,7 @@
 </file>
 
 <file path=word/styles.xml><?xml version="1.0" encoding="utf-8"?>
-<w:styles xmlns:mc="http://schemas.openxmlformats.org/markup-compatibility/2006" xmlns:r="http://schemas.openxmlformats.org/officeDocument/2006/relationships" xmlns:w="http://schemas.openxmlformats.org/wordprocessingml/2006/main" xmlns:w14="http://schemas.microsoft.com/office/word/2010/wordml" xmlns:w15="http://schemas.microsoft.com/office/word/2012/wordml" xmlns:w16cex="http://schemas.microsoft.com/office/word/2018/wordml/cex" xmlns:w16cid="http://schemas.microsoft.com/office/word/2016/wordml/cid" xmlns:w16="http://schemas.microsoft.com/office/word/2018/wordml" xmlns:w16sdtdh="http://schemas.microsoft.com/office/word/2020/wordml/sdtdatahash" xmlns:w16se="http://schemas.microsoft.com/office/word/2015/wordml/symex" mc:Ignorable="w14 w15 w16se w16cid w16 w16cex w16sdtdh">
+<w:styles xmlns:mc="http://schemas.openxmlformats.org/markup-compatibility/2006" xmlns:r="http://schemas.openxmlformats.org/officeDocument/2006/relationships" xmlns:w="http://schemas.openxmlformats.org/wordprocessingml/2006/main" xmlns:w14="http://schemas.microsoft.com/office/word/2010/wordml" xmlns:w15="http://schemas.microsoft.com/office/word/2012/wordml" xmlns:w16cex="http://schemas.microsoft.com/office/word/2018/wordml/cex" xmlns:w16cid="http://schemas.microsoft.com/office/word/2016/wordml/cid" xmlns:w16="http://schemas.microsoft.com/office/word/2018/wordml" xmlns:w16du="http://schemas.microsoft.com/office/word/2023/wordml/word16du" xmlns:w16sdtdh="http://schemas.microsoft.com/office/word/2020/wordml/sdtdatahash" xmlns:w16sdtfl="http://schemas.microsoft.com/office/word/2024/wordml/sdtformatlock" xmlns:w16se="http://schemas.microsoft.com/office/word/2015/wordml/symex" mc:Ignorable="w14 w15 w16se w16cid w16 w16cex w16sdtdh w16sdtfl w16du">
   <w:docDefaults>
     <w:rPrDefault>
       <w:rPr>
@@ -2216,7 +2297,7 @@
     <w:link w:val="TitleChar"/>
     <w:uiPriority w:val="10"/>
     <w:qFormat/>
-    <w:rsid w:val="007106C8"/>
+    <w:rsid w:val="00E854FA"/>
     <w:pPr>
       <w:spacing w:after="300" w:line="240" w:lineRule="auto"/>
       <w:contextualSpacing/>
@@ -2226,7 +2307,7 @@
       <w:rFonts w:eastAsiaTheme="majorEastAsia" w:cstheme="majorBidi"/>
       <w:spacing w:val="5"/>
       <w:kern w:val="28"/>
-      <w:sz w:val="52"/>
+      <w:sz w:val="40"/>
       <w:szCs w:val="52"/>
       <w:lang w:val="sv-SE" w:eastAsia="en-US" w:bidi="ar-SA"/>
     </w:rPr>
@@ -2236,12 +2317,12 @@
     <w:basedOn w:val="DefaultParagraphFont"/>
     <w:link w:val="Title"/>
     <w:uiPriority w:val="10"/>
-    <w:rsid w:val="007106C8"/>
+    <w:rsid w:val="00E854FA"/>
     <w:rPr>
       <w:rFonts w:ascii="Times New Roman" w:eastAsiaTheme="majorEastAsia" w:hAnsi="Times New Roman" w:cstheme="majorBidi"/>
       <w:spacing w:val="5"/>
       <w:kern w:val="28"/>
-      <w:sz w:val="52"/>
+      <w:sz w:val="40"/>
       <w:szCs w:val="52"/>
       <w:lang w:val="sv-SE" w:eastAsia="en-US" w:bidi="ar-SA"/>
     </w:rPr>

--- a/klagomål/A 16074-2026 FSC-klagomål.docx
+++ b/klagomål/A 16074-2026 FSC-klagomål.docx
@@ -1319,7 +1319,7 @@
     <w:r>
       <w:tab/>
       <w:tab/>
-      <w:t>2026-06-18</w:t>
+      <w:t>2026-06-19</w:t>
       <w:br/>
       <w:br/>
     </w:r>

--- a/klagomål/A 16074-2026 FSC-klagomål.docx
+++ b/klagomål/A 16074-2026 FSC-klagomål.docx
@@ -1319,7 +1319,7 @@
     <w:r>
       <w:tab/>
       <w:tab/>
-      <w:t>2026-06-19</w:t>
+      <w:t>2026-06-20</w:t>
       <w:br/>
       <w:br/>
     </w:r>

--- a/klagomål/A 16074-2026 FSC-klagomål.docx
+++ b/klagomål/A 16074-2026 FSC-klagomål.docx
@@ -168,38 +168,7 @@
     </w:p>
     <w:p>
       <w:r>
-        <w:t>Detta dokument behandlar höga naturvärden i avverkningsanmälan A 16074-2026 i Torsby kommun som inkom 2026-03-27 och omfattar 1,9 ha.</w:t>
-      </w:r>
-    </w:p>
-    <w:p>
-      <w:r>
-        <w:t>Nedan presenteras fynd av naturvårdsarter och fridlysta arter som gjorts i det avverkningsanmälda området, samt relevanta utdrag ur standarderna för FSC, Chain of Custody, Controlled Wood och PEFC. I BILAGA 1 finns artfakta om rödlistade arter.</w:t>
-      </w:r>
-    </w:p>
-    <w:p>
-      <w:r>
-        <w:t>Vi förväntar oss att ni återkommer med ett skriftligt svar på vårt klagomål och även beskriver vilka korrigerande åtgärder ni satt in för att rätta till identifierade brister i er efterlevnad av den svenska FSC standarden.</w:t>
-      </w:r>
-    </w:p>
-    <w:p>
-      <w:pPr>
-        <w:pStyle w:val="Heading1"/>
-      </w:pPr>
-      <w:r>
-        <w:t>Naturvårdsarter</w:t>
-      </w:r>
-    </w:p>
-    <w:p>
-      <w:r>
-        <w:t>I och inom 24 meter från avverkningsanmälan har följande 19 naturvårdsarter hittats: garnlav (VU, T), brunpudrad nållav (NT, T), doftskinn (NT, T), dvärgbägarlav (NT, T), kattfotslav (NT, T), kolflarnlav (NT, T), lunglav (NT, T), mörk kolflarnlav (NT), rynkskinn (NT, T), ullticka (NT, T), vedskivlav (NT, T), vedtrappmossa (NT, T), bårdlav (S, T), gytterlav (S, T), korallblylav (S, T), skogshakmossa (S, T), stuplav (S, T), vedticka (S, T) och revlummer (§9). Av dessa är 12 rödlistade. För rödlistade arter har rödlistekategorin angivits inom parentes. Arter som är signalarter enligt Skogsstyrelsen har markerats med (S). Typiska arter inom Natura 2000 som är kopplade till skogsekosystem har markerats med (T). För fridlysta arter anges även paragrafen i Artskyddsförordningen som arten är fridlyst enligt.</w:t>
-      </w:r>
-    </w:p>
-    <w:p>
-      <w:r>
-        <w:t>De påträffade naturvårdsarterna är ett tydligt kvitto på att det rör sig om en skog med höga naturvärden.</w:t>
-      </w:r>
-      <w:r>
-        <w:t xml:space="preserve"> I Figur 1 visas fyndplatser för naturvårdsarter i området, som finns registrerade på Artportalen.</w:t>
+        <w:t>Detta klagomål behandlar höga naturvärden i avverkningsanmälan A 16074-2026 i Torsby kommun som inkom 2026-03-27 och omfattar 1,9 ha.</w:t>
       </w:r>
     </w:p>
     <w:p>
@@ -247,28 +216,64 @@
         <w:spacing w:after="240"/>
       </w:pPr>
       <w:r>
-        <w:t>Figur 1. Fyndplatser för naturvårdsarter i och inom 24 meter från avverkningsanmälan (röd linje). Markörer utan svart kant är placerade på fyndplatsen. Markörer med svart kant är placerade vid sidan av fyndplatsen och har ett svart streck som visar fyndplatsens exakta position. Kartans mittpunktskoordinat är N 6704657, E 408599 i SWEREF 99 TM.</w:t>
+        <w:t>Figur 1. Fyndplatser för naturvårdsarter i och inom 24 meter från avverkningsanmälan. Markörer utan svart kant är placerade på fyndplatsen. Markörer med svart kant är placerade vid sidan av fyndplatsen har ett svart streck som visar fyndplatsens exakta position. Kartans mittpunktskoordinat är N 6704657, E 408599 i SWEREF 99 TM.</w:t>
+      </w:r>
+    </w:p>
+    <w:p>
+      <w:r>
+        <w:t>I och inom 24 meter från avverkningsanmälan finns fynd av 19 naturvårdsarter, varav 12 är rödlistade, 1 är fridlyst, 17 är typiska (T) och 6 är signalarter (S): garnlav (VU, T), brunpudrad nållav (NT, T), doftskinn (NT, T), dvärgbägarlav (NT, T), kattfotslav (NT, T), kolflarnlav (NT, T), lunglav (NT, T), mörk kolflarnlav (NT), rynkskinn (NT, T), ullticka (NT, T), vedskivlav (NT, T), vedtrappmossa (NT, T), bårdlav (S, T), gytterlav (S, T), korallblylav (S, T), skogshakmossa (S, T), stuplav (S, T), vedticka (S, T) och revlummer (§9). Se Figur 1.</w:t>
+      </w:r>
+    </w:p>
+    <w:p>
+      <w:r>
+        <w:t>Nedan presenteras relevanta utdrag ur standarderna för FSC, Chain of Custody, Controlled Wood och PEFC.</w:t>
+      </w:r>
+    </w:p>
+    <w:p>
+      <w:r>
+        <w:t>Vi förväntar oss att ni återkommer med ett skriftligt svar på vårt klagomål och även beskriver vilka korrigerande åtgärder ni satt in för att rätta till identifierade brister i er efterlevnad av den svenska FSC standarden.</w:t>
       </w:r>
     </w:p>
     <w:p>
       <w:pPr>
-        <w:pStyle w:val="Heading2"/>
+        <w:pStyle w:val="Heading1"/>
       </w:pPr>
       <w:r>
-        <w:t>Fridlysta arter</w:t>
+        <w:t>Naturvårdsarter och fridlysta arter</w:t>
       </w:r>
     </w:p>
     <w:p>
       <w:r>
-        <w:t>Följande fridlysta arter har sina livsmiljöer och växtplatser i den avverkningsanmälda skogen: revlummer (§9).</w:t>
+        <w:t>Nedan följer beskrivningar av de naturvårdsarter och fridlysta arter som har sina livsmiljöer och växtplatser i den avverkningsanmälda skogen. Se även ytterligare artfakta i BILAGA 1. De påträffade naturvårdsarterna är ett tydligt kvitto på att det rör sig om en skog med höga naturvärden.</w:t>
       </w:r>
     </w:p>
     <w:p>
-      <w:pPr>
-        <w:pStyle w:val="Heading2"/>
-      </w:pPr>
-      <w:r>
-        <w:t>Övriga naturvårdsarter</w:t>
+      <w:r>
+        <w:rPr>
+          <w:b/>
+        </w:rPr>
+        <w:t>Garnlav (VU)</w:t>
+      </w:r>
+      <w:r>
+        <w:t xml:space="preserve"> är en utpräglad barrskogsart som ibland kan drapera träden i norrländska grannaturskogar med hög luftfuktighet. Den förekommer även i talldominerade bestånd där den, förutom i trädens grenverk, påträffas hängande över ojämnheter i tallbarken. Arten har minskat starkt i södra och mellersta Sverige och den minskar även i sitt nordliga utbredningsområde. Minskningstakten uppgår till 30 (20–50) % inom 50 år och överstiger gränsvärdet för Sårbar (VU). Orsaken till tillbakagången beror främst på slutavverkningar av naturskogsartade skogar. Bestånd med riklig förekomst bör regelmässigt sparas, vilket även gynnar flera andra sällsynta och rödlistade arter. Garnlav är värdväxt för den mycket sällsynta och akut hotade fjärilen barrskogslavfly (CR) som hör hemma i boreala barrskogar med riklig förekomst av värdväxten. Tidigare kunde arten konstateras årligen på flera platser vid Dala-Floda i Dalarna innan lokalerna kalavverkades. Senaste fyndet i landet av barrskogslavfly är från år 2000 då den påträffades vid Högberget i Sollefteå kommun. Garnlav är typisk art för </w:t>
+      </w:r>
+      <w:r>
+        <w:rPr>
+          <w:i/>
+        </w:rPr>
+        <w:t xml:space="preserve">9010 Taiga </w:t>
+      </w:r>
+      <w:r>
+        <w:t>och</w:t>
+      </w:r>
+      <w:r>
+        <w:rPr>
+          <w:i/>
+        </w:rPr>
+        <w:t xml:space="preserve"> 9070 Trädklädd betesmark</w:t>
+      </w:r>
+      <w:r>
+        <w:t xml:space="preserve"> (SLU Artdatabanken, 2026).</w:t>
       </w:r>
     </w:p>
     <w:p>
@@ -296,6 +301,287 @@
         <w:rPr>
           <w:b/>
         </w:rPr>
+        <w:t>Doftskinn (NT)</w:t>
+      </w:r>
+      <w:r>
+        <w:t xml:space="preserve">, rödlistad som nära hotad, är en mycket bra signalart för boreal granskog och indikerar ett gran-skogsekosystem med lång kontinuitet av grova lågor. Arten är placerad i toppen av Skogsstyrelsens värdepyramid för bedömning av skog med höga naturvärden och har klassats som en “urskogsindikator”, då den förekommer med ett tydligt optimum i helt eller nästan helt orörda skogar. Doftskinn är typisk art för </w:t>
+      </w:r>
+      <w:r>
+        <w:rPr>
+          <w:i/>
+        </w:rPr>
+        <w:t xml:space="preserve">9010 Taiga </w:t>
+      </w:r>
+      <w:r>
+        <w:t>(SLU Artdatabanken, 2025; Nitare &amp; Skogsstyrelsen, 2019).</w:t>
+      </w:r>
+    </w:p>
+    <w:p>
+      <w:r>
+        <w:rPr>
+          <w:b/>
+        </w:rPr>
+        <w:t>Dvärgbägarlav (NT)</w:t>
+      </w:r>
+      <w:r>
+        <w:t xml:space="preserve"> förekommer över hela Sverige på gammal hård ved, huvudsakligen på tall men i södra Sverige även på ek. Veden utgörs framförallt av grova stubbar, lågor och grenar. Substratet har blivit sällsyntare och nybildning av substrat sker bara i begränsad omfattning. Arten hotas av att grova lågor blir allt sällsyntare i dagens kulturskogar samt att nybildningen av lämpliga substrat går mycket långsamt. En riklig tillgång på gamla tall- eller eklågor måste säkerställas på artens lokaler. Dvärgbägarlav är typisk art för </w:t>
+      </w:r>
+      <w:r>
+        <w:rPr>
+          <w:i/>
+        </w:rPr>
+        <w:t>9010 Taiga</w:t>
+      </w:r>
+      <w:r>
+        <w:t xml:space="preserve"> (SLU Artdatabanken, 2024; Nitare &amp; Skogsstyrelsen, 2019).</w:t>
+      </w:r>
+    </w:p>
+    <w:p>
+      <w:r>
+        <w:rPr>
+          <w:b/>
+        </w:rPr>
+        <w:t xml:space="preserve">Kattfotslav (NT) </w:t>
+      </w:r>
+      <w:r>
+        <w:t xml:space="preserve">är en mycket god signalart i hela sitt svenska utbredningsområde och skogsbestånd med kattfotslav är alltid värdefulla ur naturvårdssynpunkt. Arten indikerar dels ett mikroklimat med konstant hög luftfuktighet, dels kontinuitet av äldre träd och god trädslutenhet. Trots att den är vanligare i sydvästra Sverige växer den enbart i skogsbestånd med höga naturvärden. Den är känslig för skogliga ingrepp som kan förändra lokal- och mikroklimat. Kattfotslav är typisk art för </w:t>
+      </w:r>
+      <w:r>
+        <w:rPr>
+          <w:i/>
+        </w:rPr>
+        <w:t xml:space="preserve">9010 Taiga, 9160 Näringsrik ekskog </w:t>
+      </w:r>
+      <w:r>
+        <w:t>och</w:t>
+      </w:r>
+      <w:r>
+        <w:rPr>
+          <w:i/>
+        </w:rPr>
+        <w:t xml:space="preserve"> 9190 Näringsfattig ekskog</w:t>
+      </w:r>
+      <w:r>
+        <w:t xml:space="preserve"> (Nitare &amp; Skogsstyrelsen, 2019; SLU Artdatabanken, 2026).</w:t>
+      </w:r>
+    </w:p>
+    <w:p>
+      <w:r>
+        <w:rPr>
+          <w:b/>
+        </w:rPr>
+        <w:t>Kolflarnlav (NT)</w:t>
+      </w:r>
+      <w:r>
+        <w:t xml:space="preserve"> är brandberoende och växer nästan uteslutande på kolad hård kärnved av tall. Etableringen verkar ske först 100–300 år efter brand och nytt substrat nybildas i mycket begränsad omfattning. Avverkning av tallskog av naturskogskaraktär med spår av återkommande bränder är ett hot och mängden lämplig ved att växa på för arten minskar dels på grund av naturlig nedbrytning men framförallt på grund av att det förstörs i samband med slutavverkningar, gallringar och markberedning. Såväl kolflarnlav som mörk kolflarnlav har glänsande bålfjäll och förekommer främst i tall- och blandbarrskogar av naturskogskaraktär med spår av återkommande bränder. Skogar som dessa hyser höga biologiska värden och bör skyddas. Kolflarnlav är typisk art för </w:t>
+      </w:r>
+      <w:r>
+        <w:rPr>
+          <w:i/>
+        </w:rPr>
+        <w:t>9010 Taiga</w:t>
+      </w:r>
+      <w:r>
+        <w:t xml:space="preserve"> (SLU Artdatabanken, 2024).</w:t>
+      </w:r>
+    </w:p>
+    <w:p>
+      <w:r>
+        <w:rPr>
+          <w:b/>
+        </w:rPr>
+        <w:t>Lunglav (NT)</w:t>
+      </w:r>
+      <w:r>
+        <w:t xml:space="preserve"> är en av vårt lands främsta signalarter som överallt indikerar gamla lövträd, skogsbestånd med höga naturvärden och ekosystem med långskoglig kontinuitet. Lokalt kan förekomsten vara mycket riklig men den hittas nästan enbart i gamla och ej slutavverkade skogar. Artens samtliga förekomster bör uppmärksammas från naturvårdssynpunkt, då många lokaler även hyser andra ovanliga och rödlistade arter. Rikliga förekomster bör skyddas med biotopskydd, frivilliga avsättningar eller reservat. På lunglav kan de sällsynta lavparasiterna lunglavshårprick (CR), </w:t>
+      </w:r>
+      <w:r>
+        <w:rPr>
+          <w:i/>
+        </w:rPr>
+        <w:t>Abrothallus diederichii</w:t>
+      </w:r>
+      <w:r>
+        <w:t xml:space="preserve"> (VU), </w:t>
+      </w:r>
+      <w:r>
+        <w:rPr>
+          <w:i/>
+        </w:rPr>
+        <w:t>Abrothallus lobariae</w:t>
+      </w:r>
+      <w:r>
+        <w:t xml:space="preserve"> (VU), </w:t>
+      </w:r>
+      <w:r>
+        <w:rPr>
+          <w:i/>
+        </w:rPr>
+        <w:t>Calycina lobariae</w:t>
+      </w:r>
+      <w:r>
+        <w:t xml:space="preserve"> (VU), lunglavsknapp (VU) och skrovelmössing (VU) påträffas. Lunglav är typisk art för </w:t>
+      </w:r>
+      <w:r>
+        <w:rPr>
+          <w:i/>
+        </w:rPr>
+        <w:t>9010 Taiga, 9020 Nordlig ädellövskog, 9110 Näringsfattig bokskog, 9130 Näringsrik bokskog, 9160 Näringsrik ekskog, 9180 Ädellövskog i branter, 9190 Näringsfattig ekskog, 9070 Trädklädd betesmark, 9040 Fjällbjörkskog</w:t>
+      </w:r>
+      <w:r>
+        <w:t xml:space="preserve"> och</w:t>
+      </w:r>
+      <w:r>
+        <w:rPr>
+          <w:i/>
+        </w:rPr>
+        <w:t xml:space="preserve"> 6530 Lövängar</w:t>
+      </w:r>
+      <w:r>
+        <w:t xml:space="preserve"> (SLU Artdatabanken, 2026; Nitare &amp; Skogsstyrelsen, 2019).</w:t>
+      </w:r>
+    </w:p>
+    <w:p>
+      <w:r>
+        <w:rPr>
+          <w:b/>
+        </w:rPr>
+        <w:t>Mörk kolflarnlav (NT)</w:t>
+      </w:r>
+      <w:r>
+        <w:t xml:space="preserve"> är brandberoende och växer nästan uteslutande på kolad hård kärnved av tall. Arten förekommer främst i glesa, öppna tall- och blandbarrskogar av naturskogskaraktär och etableringen verkar ske sent efter brand, kanske först efter 100–300 år. Mörk kolflarnlav indikerar skog med höga naturvärden och vanligast är att den påträffas på rester av nedbrunna torrakor och högstubbar och lågstubbar som är så grova att hela innandömet är urbränt. Tall- och blandbarrskogar av naturskogskaraktär med spår av återkommande bränder hyser höga biologiska värden och bör skyddas (SLU Artdatabanken, 2024).</w:t>
+      </w:r>
+    </w:p>
+    <w:p>
+      <w:r>
+        <w:rPr>
+          <w:b/>
+        </w:rPr>
+        <w:t>Rynkskinn (NT)</w:t>
+      </w:r>
+      <w:r>
+        <w:t xml:space="preserve"> är en vednedbrytare som växer på grova granlågor och ingår i en karaktäristisk association av vedsvampar knutna till urskogsartade barrskogar. Den har klassificerats som en “urskogsindikator” och är placerad i toppen av Skogsstyrelsens värdepyramid för bedömning av skog med höga naturvärden. Allt tyder på att rynkskinn är mycket känslig för skogliga ingrepp och lokalerna, som oftast har höga biologiska kvaliteter, bör lämnas till fri utveckling. Rynkskinn är typisk art för </w:t>
+      </w:r>
+      <w:r>
+        <w:rPr>
+          <w:i/>
+        </w:rPr>
+        <w:t xml:space="preserve">9010 Taiga, 9050 Näringsrik granskog </w:t>
+      </w:r>
+      <w:r>
+        <w:t>och</w:t>
+      </w:r>
+      <w:r>
+        <w:rPr>
+          <w:i/>
+        </w:rPr>
+        <w:t xml:space="preserve"> 9030 Landhöjningsskog</w:t>
+      </w:r>
+      <w:r>
+        <w:t xml:space="preserve"> (Nitare &amp; Skogsstyrelsen, 2019; SLU Artdatabanken, 2026).</w:t>
+      </w:r>
+    </w:p>
+    <w:p>
+      <w:r>
+        <w:rPr>
+          <w:b/>
+        </w:rPr>
+        <w:t>Ullticka (NT)</w:t>
+      </w:r>
+      <w:r>
+        <w:t xml:space="preserve"> är knuten till restbestånd av barrnaturskog och förekommer med ett tydligt optimum i orörda eller måttligt påverkade gamla granskogar där det föreligger viss kontinuitet av grov död ved. Ullticka är en bra signalart inom hela sitt utbredningsområde och i södra Sverige är den sällsynt och en god signalart för skyddsvärda granskogsmiljöer. Den hotas av avverkning och fragmentering av naturskog och äldre granskog med lång trädkontinuitet. På ullticka kan ibland ulltickeporing (VU) påträffas - det är en sällsynt ticka som nyligen delats upp i de tre olika arterna ulltickeporing </w:t>
+      </w:r>
+      <w:r>
+        <w:rPr>
+          <w:i/>
+        </w:rPr>
+        <w:t xml:space="preserve">Skeletocutis brevispora </w:t>
+      </w:r>
+      <w:r>
+        <w:t>(VU)</w:t>
+      </w:r>
+      <w:r>
+        <w:rPr>
+          <w:i/>
+        </w:rPr>
+        <w:t>, Skeletocutis delicata</w:t>
+      </w:r>
+      <w:r>
+        <w:t xml:space="preserve"> (VU)</w:t>
+      </w:r>
+      <w:r>
+        <w:rPr>
+          <w:i/>
+        </w:rPr>
+        <w:t xml:space="preserve"> och Skeletocutis exilis</w:t>
+      </w:r>
+      <w:r>
+        <w:t xml:space="preserve"> (NT). Ullticka är typisk art för </w:t>
+      </w:r>
+      <w:r>
+        <w:rPr>
+          <w:i/>
+        </w:rPr>
+        <w:t xml:space="preserve">9010 Taiga, 9050 Näringsrik granskog </w:t>
+      </w:r>
+      <w:r>
+        <w:t xml:space="preserve">och </w:t>
+      </w:r>
+      <w:r>
+        <w:rPr>
+          <w:i/>
+        </w:rPr>
+        <w:t>9030 Landhöjningsskog</w:t>
+      </w:r>
+      <w:r>
+        <w:t xml:space="preserve"> (SLU Artdatabanken, 2026; Nitare &amp; Skogsstyrelsen, 2019; Miettinen &amp; Niemelä, 2018).</w:t>
+      </w:r>
+    </w:p>
+    <w:p>
+      <w:r>
+        <w:rPr>
+          <w:b/>
+        </w:rPr>
+        <w:t>Vedskivlav (NT)</w:t>
+      </w:r>
+      <w:r>
+        <w:t xml:space="preserve"> växer på gammal, torr, exponerad, hård kärnved av framförallt tall i naturskogsartade bestånd. Avverkning av tallskog av naturskogskaraktär med spår av återkommande bränder är ett hot. Mängden lämplig ved att växa på för vedskivlav minskar, dels på grund av naturlig nedbrytning men framförallt på grund av att de förstörs i samband med slutavverkningar, gallringar och markberedning. Tall- och blandbarrskogar av naturskogskaraktär med spår av återkommande bränder bör skyddas. Vedskivlav är typisk art för </w:t>
+      </w:r>
+      <w:r>
+        <w:rPr>
+          <w:i/>
+        </w:rPr>
+        <w:t>9010 Taiga</w:t>
+      </w:r>
+      <w:r>
+        <w:t xml:space="preserve"> (SLU Artdatabanken, 2024).</w:t>
+      </w:r>
+    </w:p>
+    <w:p>
+      <w:r>
+        <w:rPr>
+          <w:b/>
+        </w:rPr>
+        <w:t xml:space="preserve">Vedtrappmossa (NT) </w:t>
+      </w:r>
+      <w:r>
+        <w:t xml:space="preserve">växer på död ved, främst i gammal granskog. Den förekommer knappast alls i fjällnära barrskogar utan finns i skogslandskapet nedom fjällen och framför allt i landets södra delar är den en mycket bra signalart för barrnaturskog med höga naturvärden. Skogsavverkning och brist på grov död ved i skogen är de allvarligaste hoten och den överlever inte kalhyggesbruk. Lokaler med sluten granskog, tillräckligt stora för att säkerställa ett kontinuerligt tillskott på grova lågor, bör undantas från storskaligt skogsbruk. Vedtrappmossa är typisk art för </w:t>
+      </w:r>
+      <w:r>
+        <w:rPr>
+          <w:i/>
+        </w:rPr>
+        <w:t>9010 Taiga</w:t>
+      </w:r>
+      <w:r>
+        <w:t xml:space="preserve"> (SLU Artdatabanken, 2024).</w:t>
+      </w:r>
+    </w:p>
+    <w:p>
+      <w:r>
+        <w:rPr>
+          <w:b/>
+        </w:rPr>
         <w:t>Bårdlav</w:t>
       </w:r>
       <w:r>
@@ -343,10 +629,144 @@
         <w:rPr>
           <w:b/>
         </w:rPr>
-        <w:t>Doftskinn (NT)</w:t>
-      </w:r>
-      <w:r>
-        <w:t xml:space="preserve">, rödlistad som nära hotad, är en mycket bra signalart för boreal granskog och indikerar ett gran-skogsekosystem med lång kontinuitet av grova lågor. Arten är placerad i toppen av Skogsstyrelsens värdepyramid för bedömning av skog med höga naturvärden och har klassats som en “urskogsindikator”, då den förekommer med ett tydligt optimum i helt eller nästan helt orörda skogar. Doftskinn är typisk art för </w:t>
+        <w:t xml:space="preserve">Gytterlav </w:t>
+      </w:r>
+      <w:r>
+        <w:t xml:space="preserve">signalerar höga naturvärden i södra och mellersta Sverige, samt längs Norrlands kustland. Förekomster i söder, framför allt på trädstammar, är en indikation på gammal skogsmark med långvarig förekomst av äldre lövträd i miljöer med hög och jämn luftfuktighet. Gytterlav är typisk art för </w:t>
+      </w:r>
+      <w:r>
+        <w:rPr>
+          <w:i/>
+        </w:rPr>
+        <w:t xml:space="preserve">9040 Fjällbjörkskog </w:t>
+      </w:r>
+      <w:r>
+        <w:t>(Nitare &amp; Skogsstyrelsen, 2019; SLU Artdatabanken, 2025).</w:t>
+      </w:r>
+    </w:p>
+    <w:p>
+      <w:r>
+        <w:rPr>
+          <w:b/>
+        </w:rPr>
+        <w:t>Korallblylav</w:t>
+      </w:r>
+      <w:r>
+        <w:t xml:space="preserve"> växer på bark av asp, ask, rönn, sälg, bok och lönn och signalerar överallt skogsbestånd med höga naturvärden och den följs nästan alltid av andra ovanliga och rödlistade arter. Den indikerar hög och jämn luftfuktighet och växer främst i områden med lång skoglig kontinuitet där det funnits ett ständigt inslag av gamla lövträd. Korallblylav är typisk art för </w:t>
+      </w:r>
+      <w:r>
+        <w:rPr>
+          <w:i/>
+        </w:rPr>
+        <w:t xml:space="preserve">9020 Nordlig ädellövskog, 9070 Trädklädd betesmark, 9160 Näringsrik ekskog, 9180 Ädellövskog i branter </w:t>
+      </w:r>
+      <w:r>
+        <w:t>och</w:t>
+      </w:r>
+      <w:r>
+        <w:rPr>
+          <w:i/>
+        </w:rPr>
+        <w:t xml:space="preserve"> 9190 Näringsfattig ekskog</w:t>
+      </w:r>
+      <w:r>
+        <w:t xml:space="preserve"> (SLU Artdatabanken, 2024; Nitare &amp; Skogsstyrelsen, 2019).</w:t>
+      </w:r>
+    </w:p>
+    <w:p>
+      <w:r>
+        <w:rPr>
+          <w:b/>
+        </w:rPr>
+        <w:t>Skogshakmossa</w:t>
+      </w:r>
+      <w:r>
+        <w:t xml:space="preserve"> indikerar lokaler som ofta har en artrik mossflora som kräver jämn och hög markfuktighet, till exempel olika sumpskogar med höga naturvärden. Högst signalvärde har arten i södra och mellersta Sverige. Skogshakmossa är typisk art för </w:t>
+      </w:r>
+      <w:r>
+        <w:rPr>
+          <w:i/>
+        </w:rPr>
+        <w:t xml:space="preserve">9010 Taiga, 9050 Näringsrik granskog, 9080 Lövsumpskog </w:t>
+      </w:r>
+      <w:r>
+        <w:t xml:space="preserve">och </w:t>
+      </w:r>
+      <w:r>
+        <w:rPr>
+          <w:i/>
+        </w:rPr>
+        <w:t xml:space="preserve">9750 Svämlövskog </w:t>
+      </w:r>
+      <w:r>
+        <w:t>(Nitare &amp; Skogsstyrelsen, 2019; SLU Artdatabanken, 2025).</w:t>
+      </w:r>
+    </w:p>
+    <w:p>
+      <w:r>
+        <w:rPr>
+          <w:b/>
+        </w:rPr>
+        <w:t>Stuplav</w:t>
+      </w:r>
+      <w:r>
+        <w:t xml:space="preserve"> är en mycket bra signalart i hela sitt utbredningsområde och förekommer nästan enbart i skogsmiljöer med höga naturvärden. Den indikerar långvarig förekomst av gamla lövträd och miljöer med konstant hög luftfuktighet. I skogar med suboceaniskt klimat finns det en mycket sällsynt parasit, njurlavsknapp </w:t>
+      </w:r>
+      <w:r>
+        <w:rPr>
+          <w:i/>
+        </w:rPr>
+        <w:t>Pletocarpon nephromeum</w:t>
+      </w:r>
+      <w:r>
+        <w:t xml:space="preserve"> (EN), som växer på stuplav. Ytterligare tre sällsynta lavparasiter, </w:t>
+      </w:r>
+      <w:r>
+        <w:rPr>
+          <w:i/>
+        </w:rPr>
+        <w:t>Protounguicularia nephromatis</w:t>
+      </w:r>
+      <w:r>
+        <w:t xml:space="preserve"> (VU), </w:t>
+      </w:r>
+      <w:r>
+        <w:rPr>
+          <w:i/>
+        </w:rPr>
+        <w:t>Refractohilum galligenum</w:t>
+      </w:r>
+      <w:r>
+        <w:t xml:space="preserve"> (NT) och </w:t>
+      </w:r>
+      <w:r>
+        <w:rPr>
+          <w:i/>
+        </w:rPr>
+        <w:t>Roselliniella nephromatis</w:t>
+      </w:r>
+      <w:r>
+        <w:t xml:space="preserve"> (DD), kan också påträffas på stuplav. Stuplav är typisk art för </w:t>
+      </w:r>
+      <w:r>
+        <w:rPr>
+          <w:i/>
+        </w:rPr>
+        <w:t>9010 Taiga</w:t>
+      </w:r>
+      <w:r>
+        <w:t xml:space="preserve"> (SLU Artdatabanken, 2026; Nitare &amp; Skogsstyrelsen, 2019).</w:t>
+      </w:r>
+    </w:p>
+    <w:p>
+      <w:r>
+        <w:rPr>
+          <w:b/>
+        </w:rPr>
+        <w:t xml:space="preserve">Vedticka </w:t>
+      </w:r>
+      <w:r>
+        <w:t xml:space="preserve">är en bra signalart söder om den naturliga norrlandsgränsen. Den är huvudsakligen knuten till äldre barrskogar där det föreligger långvarig kontinuitet av död barrved. Vedticka är typisk art för </w:t>
       </w:r>
       <w:r>
         <w:rPr>
@@ -355,451 +775,7 @@
         <w:t xml:space="preserve">9010 Taiga </w:t>
       </w:r>
       <w:r>
-        <w:t>(SLU Artdatabanken, 2025; Nitare &amp; Skogsstyrelsen, 2019).</w:t>
-      </w:r>
-    </w:p>
-    <w:p>
-      <w:r>
-        <w:rPr>
-          <w:b/>
-        </w:rPr>
-        <w:t>Dvärgbägarlav (NT)</w:t>
-      </w:r>
-      <w:r>
-        <w:t xml:space="preserve"> förekommer över hela Sverige på gammal hård ved, huvudsakligen på tall men i södra Sverige även på ek. Veden utgörs framförallt av grova stubbar, lågor och grenar. Substratet har blivit sällsyntare och nybildning av substrat sker bara i begränsad omfattning. Arten hotas av att grova lågor blir allt sällsyntare i dagens kulturskogar samt att nybildningen av lämpliga substrat går mycket långsamt. En riklig tillgång på gamla tall- eller eklågor måste säkerställas på artens lokaler. Dvärgbägarlav är typisk art för </w:t>
-      </w:r>
-      <w:r>
-        <w:rPr>
-          <w:i/>
-        </w:rPr>
-        <w:t>9010 Taiga</w:t>
-      </w:r>
-      <w:r>
-        <w:t xml:space="preserve"> (SLU Artdatabanken, 2024; Nitare &amp; Skogsstyrelsen, 2019).</w:t>
-      </w:r>
-    </w:p>
-    <w:p>
-      <w:r>
-        <w:rPr>
-          <w:b/>
-        </w:rPr>
-        <w:t>Garnlav (VU)</w:t>
-      </w:r>
-      <w:r>
-        <w:t xml:space="preserve"> är en utpräglad barrskogsart som ibland kan drapera träden i norrländska grannaturskogar med hög luftfuktighet. Den förekommer även i talldominerade bestånd där den, förutom i trädens grenverk, påträffas hängande över ojämnheter i tallbarken. Arten har minskat starkt i södra och mellersta Sverige och den minskar även i sitt nordliga utbredningsområde. Minskningstakten uppgår till 30 (20–50) % inom 50 år och överstiger gränsvärdet för Sårbar (VU). Orsaken till tillbakagången beror främst på slutavverkningar av naturskogsartade skogar. Bestånd med riklig förekomst bör regelmässigt sparas, vilket även gynnar flera andra sällsynta och rödlistade arter. Garnlav är värdväxt för den mycket sällsynta och akut hotade fjärilen barrskogslavfly (CR) som hör hemma i boreala barrskogar med riklig förekomst av värdväxten. Tidigare kunde arten konstateras årligen på flera platser vid Dala-Floda i Dalarna innan lokalerna kalavverkades. Senaste fyndet i landet av barrskogslavfly är från år 2000 då den påträffades vid Högberget i Sollefteå kommun. Garnlav är typisk art för </w:t>
-      </w:r>
-      <w:r>
-        <w:rPr>
-          <w:i/>
-        </w:rPr>
-        <w:t xml:space="preserve">9010 Taiga </w:t>
-      </w:r>
-      <w:r>
-        <w:t>och</w:t>
-      </w:r>
-      <w:r>
-        <w:rPr>
-          <w:i/>
-        </w:rPr>
-        <w:t xml:space="preserve"> 9070 Trädklädd betesmark</w:t>
-      </w:r>
-      <w:r>
-        <w:t xml:space="preserve"> (SLU Artdatabanken, 2026).</w:t>
-      </w:r>
-    </w:p>
-    <w:p>
-      <w:r>
-        <w:rPr>
-          <w:b/>
-        </w:rPr>
-        <w:t xml:space="preserve">Gytterlav </w:t>
-      </w:r>
-      <w:r>
-        <w:t xml:space="preserve">signalerar höga naturvärden i södra och mellersta Sverige, samt längs Norrlands kustland. Förekomster i söder, framför allt på trädstammar, är en indikation på gammal skogsmark med långvarig förekomst av äldre lövträd i miljöer med hög och jämn luftfuktighet. Gytterlav är typisk art för </w:t>
-      </w:r>
-      <w:r>
-        <w:rPr>
-          <w:i/>
-        </w:rPr>
-        <w:t xml:space="preserve">9040 Fjällbjörkskog </w:t>
-      </w:r>
-      <w:r>
         <w:t>(Nitare &amp; Skogsstyrelsen, 2019; SLU Artdatabanken, 2025).</w:t>
-      </w:r>
-    </w:p>
-    <w:p>
-      <w:r>
-        <w:rPr>
-          <w:b/>
-        </w:rPr>
-        <w:t xml:space="preserve">Kattfotslav (NT) </w:t>
-      </w:r>
-      <w:r>
-        <w:t xml:space="preserve">är en mycket god signalart i hela sitt svenska utbredningsområde och skogsbestånd med kattfotslav är alltid värdefulla ur naturvårdssynpunkt. Arten indikerar dels ett mikroklimat med konstant hög luftfuktighet, dels kontinuitet av äldre träd och god trädslutenhet. Trots att den är vanligare i sydvästra Sverige växer den enbart i skogsbestånd med höga naturvärden. Den är känslig för skogliga ingrepp som kan förändra lokal- och mikroklimat. Kattfotslav är typisk art för </w:t>
-      </w:r>
-      <w:r>
-        <w:rPr>
-          <w:i/>
-        </w:rPr>
-        <w:t xml:space="preserve">9010 Taiga, 9160 Näringsrik ekskog </w:t>
-      </w:r>
-      <w:r>
-        <w:t>och</w:t>
-      </w:r>
-      <w:r>
-        <w:rPr>
-          <w:i/>
-        </w:rPr>
-        <w:t xml:space="preserve"> 9190 Näringsfattig ekskog</w:t>
-      </w:r>
-      <w:r>
-        <w:t xml:space="preserve"> (Nitare &amp; Skogsstyrelsen, 2019; SLU Artdatabanken, 2026).</w:t>
-      </w:r>
-    </w:p>
-    <w:p>
-      <w:r>
-        <w:rPr>
-          <w:b/>
-        </w:rPr>
-        <w:t>Kolflarnlav (NT)</w:t>
-      </w:r>
-      <w:r>
-        <w:t xml:space="preserve"> är brandberoende och växer nästan uteslutande på kolad hård kärnved av tall. Etableringen verkar ske först 100–300 år efter brand och nytt substrat nybildas i mycket begränsad omfattning. Avverkning av tallskog av naturskogskaraktär med spår av återkommande bränder är ett hot och mängden lämplig ved att växa på för arten minskar dels på grund av naturlig nedbrytning men framförallt på grund av att det förstörs i samband med slutavverkningar, gallringar och markberedning. Såväl kolflarnlav som mörk kolflarnlav har glänsande bålfjäll och förekommer främst i tall- och blandbarrskogar av naturskogskaraktär med spår av återkommande bränder. Skogar som dessa hyser höga biologiska värden och bör skyddas. Kolflarnlav är typisk art för </w:t>
-      </w:r>
-      <w:r>
-        <w:rPr>
-          <w:i/>
-        </w:rPr>
-        <w:t>9010 Taiga</w:t>
-      </w:r>
-      <w:r>
-        <w:t xml:space="preserve"> (SLU Artdatabanken, 2024).</w:t>
-      </w:r>
-    </w:p>
-    <w:p>
-      <w:r>
-        <w:rPr>
-          <w:b/>
-        </w:rPr>
-        <w:t>Korallblylav</w:t>
-      </w:r>
-      <w:r>
-        <w:t xml:space="preserve"> växer på bark av asp, ask, rönn, sälg, bok och lönn och signalerar överallt skogsbestånd med höga naturvärden och den följs nästan alltid av andra ovanliga och rödlistade arter. Den indikerar hög och jämn luftfuktighet och växer främst i områden med lång skoglig kontinuitet där det funnits ett ständigt inslag av gamla lövträd. Korallblylav är typisk art för </w:t>
-      </w:r>
-      <w:r>
-        <w:rPr>
-          <w:i/>
-        </w:rPr>
-        <w:t xml:space="preserve">9020 Nordlig ädellövskog, 9070 Trädklädd betesmark, 9160 Näringsrik ekskog, 9180 Ädellövskog i branter </w:t>
-      </w:r>
-      <w:r>
-        <w:t>och</w:t>
-      </w:r>
-      <w:r>
-        <w:rPr>
-          <w:i/>
-        </w:rPr>
-        <w:t xml:space="preserve"> 9190 Näringsfattig ekskog</w:t>
-      </w:r>
-      <w:r>
-        <w:t xml:space="preserve"> (SLU Artdatabanken, 2024; Nitare &amp; Skogsstyrelsen, 2019).</w:t>
-      </w:r>
-    </w:p>
-    <w:p>
-      <w:r>
-        <w:rPr>
-          <w:b/>
-        </w:rPr>
-        <w:t>Lunglav (NT)</w:t>
-      </w:r>
-      <w:r>
-        <w:t xml:space="preserve"> är en av vårt lands främsta signalarter som överallt indikerar gamla lövträd, skogsbestånd med höga naturvärden och ekosystem med långskoglig kontinuitet. Lokalt kan förekomsten vara mycket riklig men den hittas nästan enbart i gamla och ej slutavverkade skogar. Artens samtliga förekomster bör uppmärksammas från naturvårdssynpunkt, då många lokaler även hyser andra ovanliga och rödlistade arter. Rikliga förekomster bör skyddas med biotopskydd, frivilliga avsättningar eller reservat. På lunglav kan de sällsynta lavparasiterna lunglavshårprick (CR), </w:t>
-      </w:r>
-      <w:r>
-        <w:rPr>
-          <w:i/>
-        </w:rPr>
-        <w:t>Abrothallus diederichii</w:t>
-      </w:r>
-      <w:r>
-        <w:t xml:space="preserve"> (VU), </w:t>
-      </w:r>
-      <w:r>
-        <w:rPr>
-          <w:i/>
-        </w:rPr>
-        <w:t>Abrothallus lobariae</w:t>
-      </w:r>
-      <w:r>
-        <w:t xml:space="preserve"> (VU), </w:t>
-      </w:r>
-      <w:r>
-        <w:rPr>
-          <w:i/>
-        </w:rPr>
-        <w:t>Calycina lobariae</w:t>
-      </w:r>
-      <w:r>
-        <w:t xml:space="preserve"> (VU), lunglavsknapp (VU) och skrovelmössing (VU) påträffas. Lunglav är typisk art för </w:t>
-      </w:r>
-      <w:r>
-        <w:rPr>
-          <w:i/>
-        </w:rPr>
-        <w:t>9010 Taiga, 9020 Nordlig ädellövskog, 9110 Näringsfattig bokskog, 9130 Näringsrik bokskog, 9160 Näringsrik ekskog, 9180 Ädellövskog i branter, 9190 Näringsfattig ekskog, 9070 Trädklädd betesmark, 9040 Fjällbjörkskog</w:t>
-      </w:r>
-      <w:r>
-        <w:t xml:space="preserve"> och</w:t>
-      </w:r>
-      <w:r>
-        <w:rPr>
-          <w:i/>
-        </w:rPr>
-        <w:t xml:space="preserve"> 6530 Lövängar</w:t>
-      </w:r>
-      <w:r>
-        <w:t xml:space="preserve"> (SLU Artdatabanken, 2026; Nitare &amp; Skogsstyrelsen, 2019).</w:t>
-      </w:r>
-    </w:p>
-    <w:p>
-      <w:r>
-        <w:rPr>
-          <w:b/>
-        </w:rPr>
-        <w:t>Mörk kolflarnlav (NT)</w:t>
-      </w:r>
-      <w:r>
-        <w:t xml:space="preserve"> är brandberoende och växer nästan uteslutande på kolad hård kärnved av tall. Arten förekommer främst i glesa, öppna tall- och blandbarrskogar av naturskogskaraktär och etableringen verkar ske sent efter brand, kanske först efter 100–300 år. Mörk kolflarnlav indikerar skog med höga naturvärden och vanligast är att den påträffas på rester av nedbrunna torrakor och högstubbar och lågstubbar som är så grova att hela innandömet är urbränt. Tall- och blandbarrskogar av naturskogskaraktär med spår av återkommande bränder hyser höga biologiska värden och bör skyddas (SLU Artdatabanken, 2024).</w:t>
-      </w:r>
-    </w:p>
-    <w:p>
-      <w:r>
-        <w:rPr>
-          <w:b/>
-        </w:rPr>
-        <w:t>Rynkskinn (NT)</w:t>
-      </w:r>
-      <w:r>
-        <w:t xml:space="preserve"> är en vednedbrytare som växer på grova granlågor och ingår i en karaktäristisk association av vedsvampar knutna till urskogsartade barrskogar. Den har klassificerats som en “urskogsindikator” och är placerad i toppen av Skogsstyrelsens värdepyramid för bedömning av skog med höga naturvärden. Allt tyder på att rynkskinn är mycket känslig för skogliga ingrepp och lokalerna, som oftast har höga biologiska kvaliteter, bör lämnas till fri utveckling. Rynkskinn är typisk art för </w:t>
-      </w:r>
-      <w:r>
-        <w:rPr>
-          <w:i/>
-        </w:rPr>
-        <w:t xml:space="preserve">9010 Taiga, 9050 Näringsrik granskog </w:t>
-      </w:r>
-      <w:r>
-        <w:t>och</w:t>
-      </w:r>
-      <w:r>
-        <w:rPr>
-          <w:i/>
-        </w:rPr>
-        <w:t xml:space="preserve"> 9030 Landhöjningsskog</w:t>
-      </w:r>
-      <w:r>
-        <w:t xml:space="preserve"> (Nitare &amp; Skogsstyrelsen, 2019; SLU Artdatabanken, 2026).</w:t>
-      </w:r>
-    </w:p>
-    <w:p>
-      <w:r>
-        <w:rPr>
-          <w:b/>
-        </w:rPr>
-        <w:t>Skogshakmossa</w:t>
-      </w:r>
-      <w:r>
-        <w:t xml:space="preserve"> indikerar lokaler som ofta har en artrik mossflora som kräver jämn och hög markfuktighet, till exempel olika sumpskogar med höga naturvärden. Högst signalvärde har arten i södra och mellersta Sverige. Skogshakmossa är typisk art för </w:t>
-      </w:r>
-      <w:r>
-        <w:rPr>
-          <w:i/>
-        </w:rPr>
-        <w:t xml:space="preserve">9010 Taiga, 9050 Näringsrik granskog, 9080 Lövsumpskog </w:t>
-      </w:r>
-      <w:r>
-        <w:t xml:space="preserve">och </w:t>
-      </w:r>
-      <w:r>
-        <w:rPr>
-          <w:i/>
-        </w:rPr>
-        <w:t xml:space="preserve">9750 Svämlövskog </w:t>
-      </w:r>
-      <w:r>
-        <w:t>(Nitare &amp; Skogsstyrelsen, 2019; SLU Artdatabanken, 2025).</w:t>
-      </w:r>
-    </w:p>
-    <w:p>
-      <w:r>
-        <w:rPr>
-          <w:b/>
-        </w:rPr>
-        <w:t>Stuplav</w:t>
-      </w:r>
-      <w:r>
-        <w:t xml:space="preserve"> är en mycket bra signalart i hela sitt utbredningsområde och förekommer nästan enbart i skogsmiljöer med höga naturvärden. Den indikerar långvarig förekomst av gamla lövträd och miljöer med konstant hög luftfuktighet. I skogar med suboceaniskt klimat finns det en mycket sällsynt parasit, njurlavsknapp </w:t>
-      </w:r>
-      <w:r>
-        <w:rPr>
-          <w:i/>
-        </w:rPr>
-        <w:t>Pletocarpon nephromeum</w:t>
-      </w:r>
-      <w:r>
-        <w:t xml:space="preserve"> (EN), som växer på stuplav. Ytterligare tre sällsynta lavparasiter, </w:t>
-      </w:r>
-      <w:r>
-        <w:rPr>
-          <w:i/>
-        </w:rPr>
-        <w:t>Protounguicularia nephromatis</w:t>
-      </w:r>
-      <w:r>
-        <w:t xml:space="preserve"> (VU), </w:t>
-      </w:r>
-      <w:r>
-        <w:rPr>
-          <w:i/>
-        </w:rPr>
-        <w:t>Refractohilum galligenum</w:t>
-      </w:r>
-      <w:r>
-        <w:t xml:space="preserve"> (NT) och </w:t>
-      </w:r>
-      <w:r>
-        <w:rPr>
-          <w:i/>
-        </w:rPr>
-        <w:t>Roselliniella nephromatis</w:t>
-      </w:r>
-      <w:r>
-        <w:t xml:space="preserve"> (DD), kan också påträffas på stuplav. Stuplav är typisk art för </w:t>
-      </w:r>
-      <w:r>
-        <w:rPr>
-          <w:i/>
-        </w:rPr>
-        <w:t>9010 Taiga</w:t>
-      </w:r>
-      <w:r>
-        <w:t xml:space="preserve"> (SLU Artdatabanken, 2026; Nitare &amp; Skogsstyrelsen, 2019).</w:t>
-      </w:r>
-    </w:p>
-    <w:p>
-      <w:r>
-        <w:rPr>
-          <w:b/>
-        </w:rPr>
-        <w:t>Ullticka (NT)</w:t>
-      </w:r>
-      <w:r>
-        <w:t xml:space="preserve"> är knuten till restbestånd av barrnaturskog och förekommer med ett tydligt optimum i orörda eller måttligt påverkade gamla granskogar där det föreligger viss kontinuitet av grov död ved. Ullticka är en bra signalart inom hela sitt utbredningsområde och i södra Sverige är den sällsynt och en god signalart för skyddsvärda granskogsmiljöer. Den hotas av avverkning och fragmentering av naturskog och äldre granskog med lång trädkontinuitet. På ullticka kan ibland ulltickeporing (VU) påträffas - det är en sällsynt ticka som nyligen delats upp i de tre olika arterna ulltickeporing </w:t>
-      </w:r>
-      <w:r>
-        <w:rPr>
-          <w:i/>
-        </w:rPr>
-        <w:t xml:space="preserve">Skeletocutis brevispora </w:t>
-      </w:r>
-      <w:r>
-        <w:t>(VU)</w:t>
-      </w:r>
-      <w:r>
-        <w:rPr>
-          <w:i/>
-        </w:rPr>
-        <w:t>, Skeletocutis delicata</w:t>
-      </w:r>
-      <w:r>
-        <w:t xml:space="preserve"> (VU)</w:t>
-      </w:r>
-      <w:r>
-        <w:rPr>
-          <w:i/>
-        </w:rPr>
-        <w:t xml:space="preserve"> och Skeletocutis exilis</w:t>
-      </w:r>
-      <w:r>
-        <w:t xml:space="preserve"> (NT). Ullticka är typisk art för </w:t>
-      </w:r>
-      <w:r>
-        <w:rPr>
-          <w:i/>
-        </w:rPr>
-        <w:t xml:space="preserve">9010 Taiga, 9050 Näringsrik granskog </w:t>
-      </w:r>
-      <w:r>
-        <w:t xml:space="preserve">och </w:t>
-      </w:r>
-      <w:r>
-        <w:rPr>
-          <w:i/>
-        </w:rPr>
-        <w:t>9030 Landhöjningsskog</w:t>
-      </w:r>
-      <w:r>
-        <w:t xml:space="preserve"> (SLU Artdatabanken, 2026; Nitare &amp; Skogsstyrelsen, 2019; Miettinen &amp; Niemelä, 2018).</w:t>
-      </w:r>
-    </w:p>
-    <w:p>
-      <w:r>
-        <w:rPr>
-          <w:b/>
-        </w:rPr>
-        <w:t>Vedskivlav (NT)</w:t>
-      </w:r>
-      <w:r>
-        <w:t xml:space="preserve"> växer på gammal, torr, exponerad, hård kärnved av framförallt tall i naturskogsartade bestånd. Avverkning av tallskog av naturskogskaraktär med spår av återkommande bränder är ett hot. Mängden lämplig ved att växa på för vedskivlav minskar, dels på grund av naturlig nedbrytning men framförallt på grund av att de förstörs i samband med slutavverkningar, gallringar och markberedning. Tall- och blandbarrskogar av naturskogskaraktär med spår av återkommande bränder bör skyddas. Vedskivlav är typisk art för </w:t>
-      </w:r>
-      <w:r>
-        <w:rPr>
-          <w:i/>
-        </w:rPr>
-        <w:t>9010 Taiga</w:t>
-      </w:r>
-      <w:r>
-        <w:t xml:space="preserve"> (SLU Artdatabanken, 2024).</w:t>
-      </w:r>
-    </w:p>
-    <w:p>
-      <w:r>
-        <w:rPr>
-          <w:b/>
-        </w:rPr>
-        <w:t xml:space="preserve">Vedticka </w:t>
-      </w:r>
-      <w:r>
-        <w:t xml:space="preserve">är en bra signalart söder om den naturliga norrlandsgränsen. Den är huvudsakligen knuten till äldre barrskogar där det föreligger långvarig kontinuitet av död barrved. Vedticka är typisk art för </w:t>
-      </w:r>
-      <w:r>
-        <w:rPr>
-          <w:i/>
-        </w:rPr>
-        <w:t xml:space="preserve">9010 Taiga </w:t>
-      </w:r>
-      <w:r>
-        <w:t>(Nitare &amp; Skogsstyrelsen, 2019; SLU Artdatabanken, 2025).</w:t>
-      </w:r>
-    </w:p>
-    <w:p>
-      <w:r>
-        <w:rPr>
-          <w:b/>
-        </w:rPr>
-        <w:t xml:space="preserve">Vedtrappmossa (NT) </w:t>
-      </w:r>
-      <w:r>
-        <w:t xml:space="preserve">växer på död ved, främst i gammal granskog. Den förekommer knappast alls i fjällnära barrskogar utan finns i skogslandskapet nedom fjällen och framför allt i landets södra delar är den en mycket bra signalart för barrnaturskog med höga naturvärden. Skogsavverkning och brist på grov död ved i skogen är de allvarligaste hoten och den överlever inte kalhyggesbruk. Lokaler med sluten granskog, tillräckligt stora för att säkerställa ett kontinuerligt tillskott på grova lågor, bör undantas från storskaligt skogsbruk. Vedtrappmossa är typisk art för </w:t>
-      </w:r>
-      <w:r>
-        <w:rPr>
-          <w:i/>
-        </w:rPr>
-        <w:t>9010 Taiga</w:t>
-      </w:r>
-      <w:r>
-        <w:t xml:space="preserve"> (SLU Artdatabanken, 2024).</w:t>
       </w:r>
     </w:p>
     <w:p>
@@ -1319,7 +1295,7 @@
     <w:r>
       <w:tab/>
       <w:tab/>
-      <w:t>2026-06-20</w:t>
+      <w:t>2026-06-21</w:t>
       <w:br/>
       <w:br/>
     </w:r>

--- a/klagomål/A 16074-2026 FSC-klagomål.docx
+++ b/klagomål/A 16074-2026 FSC-klagomål.docx
@@ -1295,7 +1295,7 @@
     <w:r>
       <w:tab/>
       <w:tab/>
-      <w:t>2026-06-21</w:t>
+      <w:t>2026-06-22</w:t>
       <w:br/>
       <w:br/>
     </w:r>

--- a/klagomål/A 16074-2026 FSC-klagomål.docx
+++ b/klagomål/A 16074-2026 FSC-klagomål.docx
@@ -1295,7 +1295,7 @@
     <w:r>
       <w:tab/>
       <w:tab/>
-      <w:t>2026-06-22</w:t>
+      <w:t>2026-06-23</w:t>
       <w:br/>
       <w:br/>
     </w:r>

--- a/klagomål/A 16074-2026 FSC-klagomål.docx
+++ b/klagomål/A 16074-2026 FSC-klagomål.docx
@@ -1295,7 +1295,7 @@
     <w:r>
       <w:tab/>
       <w:tab/>
-      <w:t>2026-06-23</w:t>
+      <w:t>2026-06-24</w:t>
       <w:br/>
       <w:br/>
     </w:r>

--- a/klagomål/A 16074-2026 FSC-klagomål.docx
+++ b/klagomål/A 16074-2026 FSC-klagomål.docx
@@ -1295,7 +1295,7 @@
     <w:r>
       <w:tab/>
       <w:tab/>
-      <w:t>2026-06-24</w:t>
+      <w:t>2026-06-25</w:t>
       <w:br/>
       <w:br/>
     </w:r>

--- a/klagomål/A 16074-2026 FSC-klagomål.docx
+++ b/klagomål/A 16074-2026 FSC-klagomål.docx
@@ -1295,7 +1295,7 @@
     <w:r>
       <w:tab/>
       <w:tab/>
-      <w:t>2026-06-25</w:t>
+      <w:t>2026-06-26</w:t>
       <w:br/>
       <w:br/>
     </w:r>

--- a/klagomål/A 16074-2026 FSC-klagomål.docx
+++ b/klagomål/A 16074-2026 FSC-klagomål.docx
@@ -1295,7 +1295,7 @@
     <w:r>
       <w:tab/>
       <w:tab/>
-      <w:t>2026-06-26</w:t>
+      <w:t>2026-06-27</w:t>
       <w:br/>
       <w:br/>
     </w:r>

--- a/klagomål/A 16074-2026 FSC-klagomål.docx
+++ b/klagomål/A 16074-2026 FSC-klagomål.docx
@@ -1295,7 +1295,7 @@
     <w:r>
       <w:tab/>
       <w:tab/>
-      <w:t>2026-06-27</w:t>
+      <w:t>2026-06-28</w:t>
       <w:br/>
       <w:br/>
     </w:r>

--- a/klagomål/A 16074-2026 FSC-klagomål.docx
+++ b/klagomål/A 16074-2026 FSC-klagomål.docx
@@ -1295,7 +1295,7 @@
     <w:r>
       <w:tab/>
       <w:tab/>
-      <w:t>2026-06-28</w:t>
+      <w:t>2026-06-29</w:t>
       <w:br/>
       <w:br/>
     </w:r>

--- a/klagomål/A 16074-2026 FSC-klagomål.docx
+++ b/klagomål/A 16074-2026 FSC-klagomål.docx
@@ -1295,7 +1295,7 @@
     <w:r>
       <w:tab/>
       <w:tab/>
-      <w:t>2026-06-29</w:t>
+      <w:t>2026-06-30</w:t>
       <w:br/>
       <w:br/>
     </w:r>

--- a/klagomål/A 16074-2026 FSC-klagomål.docx
+++ b/klagomål/A 16074-2026 FSC-klagomål.docx
@@ -1295,7 +1295,7 @@
     <w:r>
       <w:tab/>
       <w:tab/>
-      <w:t>2026-06-30</w:t>
+      <w:t>2026-07-01</w:t>
       <w:br/>
       <w:br/>
     </w:r>

--- a/klagomål/A 16074-2026 FSC-klagomål.docx
+++ b/klagomål/A 16074-2026 FSC-klagomål.docx
@@ -1295,7 +1295,7 @@
     <w:r>
       <w:tab/>
       <w:tab/>
-      <w:t>2026-07-01</w:t>
+      <w:t>2026-07-02</w:t>
       <w:br/>
       <w:br/>
     </w:r>
